--- a/TS-Kramam/TS-6.4/TS 6.4 Malayalam Krama Paatam Corrections.docx
+++ b/TS-Kramam/TS-6.4/TS 6.4 Malayalam Krama Paatam Corrections.docx
@@ -230,6 +230,429 @@
       </w:tr>
       <w:tr>
         <w:trPr>
+          <w:trHeight w:val="1531"/>
+        </w:trPr>
+        <w:tc>
+          <w:tcPr>
+            <w:tcW w:w="4048" w:type="dxa"/>
+          </w:tcPr>
+          <w:p>
+            <w:pPr>
+              <w:widowControl w:val="0"/>
+              <w:tabs>
+                <w:tab w:val="left" w:pos="993"/>
+              </w:tabs>
+              <w:autoSpaceDE w:val="0"/>
+              <w:autoSpaceDN w:val="0"/>
+              <w:adjustRightInd w:val="0"/>
+              <w:spacing w:before="0" w:line="240" w:lineRule="auto"/>
+              <w:ind w:right="297"/>
+              <w:rPr>
+                <w:rFonts w:cs="Arial"/>
+                <w:b/>
+                <w:sz w:val="28"/>
+                <w:szCs w:val="32"/>
+              </w:rPr>
+            </w:pPr>
+            <w:r>
+              <w:rPr>
+                <w:rFonts w:cs="Arial"/>
+                <w:b/>
+                <w:sz w:val="28"/>
+                <w:szCs w:val="32"/>
+              </w:rPr>
+              <w:t>T.S.6.4.6.4 – Kramam</w:t>
+            </w:r>
+          </w:p>
+          <w:p>
+            <w:pPr>
+              <w:widowControl w:val="0"/>
+              <w:tabs>
+                <w:tab w:val="left" w:pos="993"/>
+              </w:tabs>
+              <w:autoSpaceDE w:val="0"/>
+              <w:autoSpaceDN w:val="0"/>
+              <w:adjustRightInd w:val="0"/>
+              <w:spacing w:before="0" w:line="240" w:lineRule="auto"/>
+              <w:ind w:right="297"/>
+              <w:rPr>
+                <w:rFonts w:cs="Arial"/>
+                <w:b/>
+                <w:sz w:val="28"/>
+                <w:szCs w:val="32"/>
+                <w:lang w:val="it-IT"/>
+              </w:rPr>
+            </w:pPr>
+            <w:r>
+              <w:rPr>
+                <w:rFonts w:cs="Arial"/>
+                <w:b/>
+                <w:sz w:val="28"/>
+                <w:szCs w:val="32"/>
+                <w:lang w:val="it-IT"/>
+              </w:rPr>
+              <w:t>Krama Vaakyam No.–</w:t>
+            </w:r>
+            <w:r>
+              <w:rPr>
+                <w:rFonts w:cs="Arial"/>
+                <w:b/>
+                <w:sz w:val="28"/>
+                <w:szCs w:val="32"/>
+                <w:lang w:val="it-IT"/>
+              </w:rPr>
+              <w:t>43</w:t>
+            </w:r>
+          </w:p>
+          <w:p>
+            <w:pPr>
+              <w:widowControl w:val="0"/>
+              <w:autoSpaceDE w:val="0"/>
+              <w:autoSpaceDN w:val="0"/>
+              <w:adjustRightInd w:val="0"/>
+              <w:spacing w:before="0" w:line="240" w:lineRule="auto"/>
+              <w:jc w:val="both"/>
+              <w:rPr>
+                <w:rFonts w:cs="Arial"/>
+                <w:b/>
+                <w:sz w:val="28"/>
+                <w:szCs w:val="32"/>
+                <w:lang w:val="it-IT"/>
+              </w:rPr>
+            </w:pPr>
+            <w:r>
+              <w:rPr>
+                <w:rFonts w:cs="Arial"/>
+                <w:b/>
+                <w:sz w:val="28"/>
+                <w:szCs w:val="32"/>
+                <w:lang w:val="it-IT"/>
+              </w:rPr>
+              <w:t>Panchaati No</w:t>
+            </w:r>
+            <w:r>
+              <w:rPr>
+                <w:rFonts w:cs="Arial"/>
+                <w:b/>
+                <w:szCs w:val="32"/>
+                <w:lang w:val="it-IT"/>
+              </w:rPr>
+              <w:t xml:space="preserve">. – </w:t>
+            </w:r>
+            <w:r>
+              <w:rPr>
+                <w:rFonts w:cs="Arial"/>
+                <w:b/>
+                <w:sz w:val="28"/>
+                <w:szCs w:val="32"/>
+                <w:lang w:val="it-IT"/>
+              </w:rPr>
+              <w:t>30</w:t>
+            </w:r>
+          </w:p>
+          <w:p>
+            <w:pPr>
+              <w:widowControl w:val="0"/>
+              <w:tabs>
+                <w:tab w:val="left" w:pos="993"/>
+              </w:tabs>
+              <w:autoSpaceDE w:val="0"/>
+              <w:autoSpaceDN w:val="0"/>
+              <w:adjustRightInd w:val="0"/>
+              <w:spacing w:before="0" w:line="240" w:lineRule="auto"/>
+              <w:ind w:right="297"/>
+              <w:rPr>
+                <w:rFonts w:cs="Arial"/>
+                <w:b/>
+                <w:sz w:val="28"/>
+                <w:szCs w:val="32"/>
+                <w:lang w:val="it-IT"/>
+              </w:rPr>
+            </w:pPr>
+          </w:p>
+        </w:tc>
+        <w:tc>
+          <w:tcPr>
+            <w:tcW w:w="4738" w:type="dxa"/>
+          </w:tcPr>
+          <w:p>
+            <w:pPr>
+              <w:widowControl w:val="0"/>
+              <w:autoSpaceDE w:val="0"/>
+              <w:autoSpaceDN w:val="0"/>
+              <w:adjustRightInd w:val="0"/>
+              <w:spacing w:before="0" w:line="240" w:lineRule="auto"/>
+              <w:rPr>
+                <w:rFonts w:ascii="BRH Malayalam Extra" w:eastAsia="Times New Roman" w:hAnsi="BRH Malayalam Extra" w:cs="BRH Malayalam Extra"/>
+                <w:sz w:val="40"/>
+                <w:szCs w:val="40"/>
+                <w:lang w:val="en-IN" w:eastAsia="en-IN" w:bidi="ml-IN"/>
+              </w:rPr>
+            </w:pPr>
+            <w:r>
+              <w:rPr>
+                <w:rFonts w:ascii="BRH Malayalam Extra" w:eastAsia="Times New Roman" w:hAnsi="BRH Malayalam Extra" w:cs="BRH Malayalam Extra"/>
+                <w:sz w:val="40"/>
+                <w:szCs w:val="40"/>
+                <w:lang w:val="en-IN" w:eastAsia="en-IN" w:bidi="ml-IN"/>
+              </w:rPr>
+              <w:t>CZy</w:t>
+            </w:r>
+            <w:r>
+              <w:rPr>
+                <w:rFonts w:ascii="BRH Malayalam Extra" w:eastAsia="Times New Roman" w:hAnsi="BRH Malayalam Extra" w:cs="BRH Malayalam Extra"/>
+                <w:sz w:val="32"/>
+                <w:szCs w:val="40"/>
+                <w:lang w:val="en-IN" w:eastAsia="en-IN" w:bidi="ml-IN"/>
+              </w:rPr>
+              <w:t>–</w:t>
+            </w:r>
+            <w:r>
+              <w:rPr>
+                <w:rFonts w:ascii="BRH Malayalam Extra" w:eastAsia="Times New Roman" w:hAnsi="BRH Malayalam Extra" w:cs="BRH Malayalam Extra"/>
+                <w:sz w:val="40"/>
+                <w:szCs w:val="40"/>
+                <w:lang w:val="en-IN" w:eastAsia="en-IN" w:bidi="ml-IN"/>
+              </w:rPr>
+              <w:t xml:space="preserve"> s</w:t>
+            </w:r>
+            <w:r>
+              <w:rPr>
+                <w:rFonts w:ascii="BRH Devanagari Extra" w:eastAsia="Times New Roman" w:hAnsi="BRH Devanagari Extra" w:cs="BRH Malayalam Extra"/>
+                <w:sz w:val="36"/>
+                <w:szCs w:val="40"/>
+                <w:lang w:val="en-IN" w:eastAsia="en-IN" w:bidi="ml-IN"/>
+              </w:rPr>
+              <w:t>ò</w:t>
+            </w:r>
+            <w:r>
+              <w:rPr>
+                <w:rFonts w:ascii="BRH Malayalam Extra" w:eastAsia="Times New Roman" w:hAnsi="BRH Malayalam Extra" w:cs="BRH Malayalam Extra"/>
+                <w:sz w:val="40"/>
+                <w:szCs w:val="40"/>
+                <w:lang w:val="en-IN" w:eastAsia="en-IN" w:bidi="ml-IN"/>
+              </w:rPr>
+              <w:t xml:space="preserve">sð£—ræ¦ | </w:t>
+            </w:r>
+          </w:p>
+          <w:p>
+            <w:pPr>
+              <w:widowControl w:val="0"/>
+              <w:autoSpaceDE w:val="0"/>
+              <w:autoSpaceDN w:val="0"/>
+              <w:adjustRightInd w:val="0"/>
+              <w:spacing w:before="0" w:line="240" w:lineRule="auto"/>
+              <w:rPr>
+                <w:rFonts w:ascii="BRH Malayalam Extra" w:eastAsia="Times New Roman" w:hAnsi="BRH Malayalam Extra" w:cs="BRH Malayalam Extra"/>
+                <w:sz w:val="40"/>
+                <w:szCs w:val="40"/>
+                <w:lang w:val="en-IN" w:eastAsia="en-IN" w:bidi="ml-IN"/>
+              </w:rPr>
+            </w:pPr>
+            <w:r>
+              <w:rPr>
+                <w:rFonts w:ascii="BRH Malayalam Extra" w:eastAsia="Times New Roman" w:hAnsi="BRH Malayalam Extra" w:cs="BRH Malayalam Extra"/>
+                <w:sz w:val="40"/>
+                <w:szCs w:val="40"/>
+                <w:lang w:val="en-IN" w:eastAsia="en-IN" w:bidi="ml-IN"/>
+              </w:rPr>
+              <w:t>s</w:t>
+            </w:r>
+            <w:r>
+              <w:rPr>
+                <w:rFonts w:ascii="BRH Devanagari Extra" w:eastAsia="Times New Roman" w:hAnsi="BRH Devanagari Extra" w:cs="BRH Malayalam Extra"/>
+                <w:sz w:val="36"/>
+                <w:szCs w:val="40"/>
+                <w:lang w:val="en-IN" w:eastAsia="en-IN" w:bidi="ml-IN"/>
+              </w:rPr>
+              <w:t>ò</w:t>
+            </w:r>
+            <w:r>
+              <w:rPr>
+                <w:rFonts w:ascii="BRH Malayalam Extra" w:eastAsia="Times New Roman" w:hAnsi="BRH Malayalam Extra" w:cs="BRH Malayalam Extra"/>
+                <w:sz w:val="40"/>
+                <w:szCs w:val="40"/>
+                <w:highlight w:val="yellow"/>
+                <w:lang w:val="en-IN" w:eastAsia="en-IN" w:bidi="ml-IN"/>
+              </w:rPr>
+              <w:t>s</w:t>
+            </w:r>
+            <w:r>
+              <w:rPr>
+                <w:rFonts w:ascii="BRH Malayalam Extra" w:eastAsia="Times New Roman" w:hAnsi="BRH Malayalam Extra" w:cs="BRH Malayalam Extra"/>
+                <w:sz w:val="40"/>
+                <w:szCs w:val="40"/>
+                <w:lang w:val="en-IN" w:eastAsia="en-IN" w:bidi="ml-IN"/>
+              </w:rPr>
+              <w:t>ð—ræ¦</w:t>
+            </w:r>
+            <w:r>
+              <w:rPr>
+                <w:rFonts w:ascii="BRH Malayalam Extra" w:eastAsia="Times New Roman" w:hAnsi="BRH Malayalam Extra" w:cs="BRH Malayalam Extra"/>
+                <w:sz w:val="32"/>
+                <w:szCs w:val="40"/>
+                <w:lang w:val="en-IN" w:eastAsia="en-IN" w:bidi="ml-IN"/>
+              </w:rPr>
+              <w:t>–</w:t>
+            </w:r>
+            <w:r>
+              <w:rPr>
+                <w:rFonts w:ascii="BRH Malayalam Extra" w:eastAsia="Times New Roman" w:hAnsi="BRH Malayalam Extra" w:cs="BRH Malayalam Extra"/>
+                <w:sz w:val="40"/>
+                <w:szCs w:val="40"/>
+                <w:lang w:val="en-IN" w:eastAsia="en-IN" w:bidi="ml-IN"/>
+              </w:rPr>
+              <w:t xml:space="preserve"> Zsõ— |</w:t>
+            </w:r>
+          </w:p>
+        </w:tc>
+        <w:tc>
+          <w:tcPr>
+            <w:tcW w:w="5220" w:type="dxa"/>
+          </w:tcPr>
+          <w:p>
+            <w:pPr>
+              <w:widowControl w:val="0"/>
+              <w:autoSpaceDE w:val="0"/>
+              <w:autoSpaceDN w:val="0"/>
+              <w:adjustRightInd w:val="0"/>
+              <w:spacing w:before="0" w:line="240" w:lineRule="auto"/>
+              <w:rPr>
+                <w:rFonts w:ascii="BRH Malayalam Extra" w:eastAsia="Times New Roman" w:hAnsi="BRH Malayalam Extra" w:cs="BRH Malayalam Extra"/>
+                <w:sz w:val="40"/>
+                <w:szCs w:val="40"/>
+                <w:lang w:val="en-IN" w:eastAsia="en-IN" w:bidi="ml-IN"/>
+              </w:rPr>
+            </w:pPr>
+            <w:r>
+              <w:rPr>
+                <w:rFonts w:ascii="BRH Malayalam Extra" w:eastAsia="Times New Roman" w:hAnsi="BRH Malayalam Extra" w:cs="BRH Malayalam Extra"/>
+                <w:sz w:val="40"/>
+                <w:szCs w:val="40"/>
+                <w:lang w:val="en-IN" w:eastAsia="en-IN" w:bidi="ml-IN"/>
+              </w:rPr>
+              <w:t>CZy</w:t>
+            </w:r>
+            <w:r>
+              <w:rPr>
+                <w:rFonts w:ascii="BRH Malayalam Extra" w:eastAsia="Times New Roman" w:hAnsi="BRH Malayalam Extra" w:cs="BRH Malayalam Extra"/>
+                <w:sz w:val="32"/>
+                <w:szCs w:val="40"/>
+                <w:lang w:val="en-IN" w:eastAsia="en-IN" w:bidi="ml-IN"/>
+              </w:rPr>
+              <w:t>–</w:t>
+            </w:r>
+            <w:r>
+              <w:rPr>
+                <w:rFonts w:ascii="BRH Malayalam Extra" w:eastAsia="Times New Roman" w:hAnsi="BRH Malayalam Extra" w:cs="BRH Malayalam Extra"/>
+                <w:sz w:val="40"/>
+                <w:szCs w:val="40"/>
+                <w:lang w:val="en-IN" w:eastAsia="en-IN" w:bidi="ml-IN"/>
+              </w:rPr>
+              <w:t xml:space="preserve"> s</w:t>
+            </w:r>
+            <w:r>
+              <w:rPr>
+                <w:rFonts w:ascii="BRH Devanagari Extra" w:eastAsia="Times New Roman" w:hAnsi="BRH Devanagari Extra" w:cs="BRH Malayalam Extra"/>
+                <w:sz w:val="36"/>
+                <w:szCs w:val="40"/>
+                <w:lang w:val="en-IN" w:eastAsia="en-IN" w:bidi="ml-IN"/>
+              </w:rPr>
+              <w:t>ò</w:t>
+            </w:r>
+            <w:r>
+              <w:rPr>
+                <w:rFonts w:ascii="BRH Malayalam Extra" w:eastAsia="Times New Roman" w:hAnsi="BRH Malayalam Extra" w:cs="BRH Malayalam Extra"/>
+                <w:sz w:val="40"/>
+                <w:szCs w:val="40"/>
+                <w:lang w:val="en-IN" w:eastAsia="en-IN" w:bidi="ml-IN"/>
+              </w:rPr>
+              <w:t xml:space="preserve">sð£—ræ¦ | </w:t>
+            </w:r>
+          </w:p>
+          <w:p>
+            <w:pPr>
+              <w:widowControl w:val="0"/>
+              <w:autoSpaceDE w:val="0"/>
+              <w:autoSpaceDN w:val="0"/>
+              <w:adjustRightInd w:val="0"/>
+              <w:spacing w:before="0" w:line="240" w:lineRule="auto"/>
+              <w:rPr>
+                <w:rFonts w:ascii="BRH Malayalam Extra" w:eastAsia="Times New Roman" w:hAnsi="BRH Malayalam Extra" w:cs="BRH Malayalam Extra"/>
+                <w:sz w:val="40"/>
+                <w:szCs w:val="40"/>
+                <w:lang w:val="en-IN" w:eastAsia="en-IN" w:bidi="ml-IN"/>
+              </w:rPr>
+            </w:pPr>
+            <w:r>
+              <w:rPr>
+                <w:rFonts w:ascii="BRH Malayalam Extra" w:eastAsia="Times New Roman" w:hAnsi="BRH Malayalam Extra" w:cs="BRH Malayalam Extra"/>
+                <w:sz w:val="40"/>
+                <w:szCs w:val="40"/>
+                <w:lang w:val="en-IN" w:eastAsia="en-IN" w:bidi="ml-IN"/>
+              </w:rPr>
+              <w:t>s</w:t>
+            </w:r>
+            <w:r>
+              <w:rPr>
+                <w:rFonts w:ascii="BRH Devanagari Extra" w:eastAsia="Times New Roman" w:hAnsi="BRH Devanagari Extra" w:cs="BRH Malayalam Extra"/>
+                <w:sz w:val="36"/>
+                <w:szCs w:val="40"/>
+                <w:lang w:val="en-IN" w:eastAsia="en-IN" w:bidi="ml-IN"/>
+              </w:rPr>
+              <w:t>ò</w:t>
+            </w:r>
+            <w:r>
+              <w:rPr>
+                <w:rFonts w:ascii="BRH Malayalam Extra" w:eastAsia="Times New Roman" w:hAnsi="BRH Malayalam Extra" w:cs="BRH Malayalam Extra"/>
+                <w:sz w:val="40"/>
+                <w:szCs w:val="40"/>
+                <w:lang w:val="en-IN" w:eastAsia="en-IN" w:bidi="ml-IN"/>
+              </w:rPr>
+              <w:t>sð</w:t>
+            </w:r>
+            <w:r>
+              <w:rPr>
+                <w:rFonts w:ascii="BRH Malayalam Extra" w:eastAsia="Times New Roman" w:hAnsi="BRH Malayalam Extra" w:cs="BRH Malayalam Extra"/>
+                <w:sz w:val="40"/>
+                <w:szCs w:val="40"/>
+                <w:highlight w:val="green"/>
+                <w:lang w:val="en-IN" w:eastAsia="en-IN" w:bidi="ml-IN"/>
+              </w:rPr>
+              <w:t>£</w:t>
+            </w:r>
+            <w:r>
+              <w:rPr>
+                <w:rFonts w:ascii="BRH Malayalam Extra" w:eastAsia="Times New Roman" w:hAnsi="BRH Malayalam Extra" w:cs="BRH Malayalam Extra"/>
+                <w:sz w:val="40"/>
+                <w:szCs w:val="40"/>
+                <w:lang w:val="en-IN" w:eastAsia="en-IN" w:bidi="ml-IN"/>
+              </w:rPr>
+              <w:t>—ræ¦</w:t>
+            </w:r>
+            <w:r>
+              <w:rPr>
+                <w:rFonts w:ascii="BRH Malayalam Extra" w:eastAsia="Times New Roman" w:hAnsi="BRH Malayalam Extra" w:cs="BRH Malayalam Extra"/>
+                <w:sz w:val="32"/>
+                <w:szCs w:val="40"/>
+                <w:lang w:val="en-IN" w:eastAsia="en-IN" w:bidi="ml-IN"/>
+              </w:rPr>
+              <w:t>–</w:t>
+            </w:r>
+            <w:r>
+              <w:rPr>
+                <w:rFonts w:ascii="BRH Malayalam Extra" w:eastAsia="Times New Roman" w:hAnsi="BRH Malayalam Extra" w:cs="BRH Malayalam Extra"/>
+                <w:sz w:val="40"/>
+                <w:szCs w:val="40"/>
+                <w:lang w:val="en-IN" w:eastAsia="en-IN" w:bidi="ml-IN"/>
+              </w:rPr>
+              <w:t xml:space="preserve"> Zsõ— |</w:t>
+            </w:r>
+          </w:p>
+        </w:tc>
+      </w:tr>
+      <w:tr>
+        <w:trPr>
           <w:trHeight w:val="1658"/>
         </w:trPr>
         <w:tc>
@@ -1458,7 +1881,7 @@
       </w:tr>
       <w:tr>
         <w:trPr>
-          <w:trHeight w:val="2523"/>
+          <w:trHeight w:val="1359"/>
         </w:trPr>
         <w:tc>
           <w:tcPr>
@@ -1553,11 +1976,14 @@
           <w:p>
             <w:pPr>
               <w:widowControl w:val="0"/>
+              <w:tabs>
+                <w:tab w:val="left" w:pos="993"/>
+              </w:tabs>
               <w:autoSpaceDE w:val="0"/>
               <w:autoSpaceDN w:val="0"/>
               <w:adjustRightInd w:val="0"/>
               <w:spacing w:before="0" w:line="240" w:lineRule="auto"/>
-              <w:jc w:val="both"/>
+              <w:ind w:right="297"/>
               <w:rPr>
                 <w:rFonts w:cs="Arial"/>
                 <w:b/>
@@ -1665,11 +2091,11 @@
               <w:adjustRightInd w:val="0"/>
               <w:spacing w:before="0" w:line="240" w:lineRule="auto"/>
               <w:rPr>
-                <w:rFonts w:ascii="BRH Devanagari Extra" w:hAnsi="BRH Devanagari Extra" w:cs="BRH Devanagari Extra"/>
-                <w:color w:val="000000"/>
-                <w:sz w:val="40"/>
-                <w:szCs w:val="40"/>
-                <w:lang w:bidi="ml-IN"/>
+                <w:rFonts w:ascii="BRH Malayalam Extra" w:eastAsia="Times New Roman" w:hAnsi="BRH Malayalam Extra" w:cs="BRH Malayalam Extra"/>
+                <w:color w:val="000000"/>
+                <w:sz w:val="40"/>
+                <w:szCs w:val="40"/>
+                <w:lang w:val="en-IN" w:eastAsia="en-IN" w:bidi="ml-IN"/>
               </w:rPr>
             </w:pPr>
             <w:r>
@@ -1763,13 +2189,17 @@
           </w:p>
           <w:p>
             <w:pPr>
+              <w:widowControl w:val="0"/>
+              <w:autoSpaceDE w:val="0"/>
+              <w:autoSpaceDN w:val="0"/>
+              <w:adjustRightInd w:val="0"/>
               <w:spacing w:before="0" w:line="240" w:lineRule="auto"/>
               <w:rPr>
-                <w:rFonts w:ascii="BRH Devanagari Extra" w:hAnsi="BRH Devanagari Extra" w:cs="BRH Devanagari Extra"/>
-                <w:color w:val="000000"/>
-                <w:sz w:val="40"/>
-                <w:szCs w:val="40"/>
-                <w:lang w:bidi="ml-IN"/>
+                <w:rFonts w:ascii="BRH Malayalam Extra" w:eastAsia="Times New Roman" w:hAnsi="BRH Malayalam Extra" w:cs="BRH Malayalam Extra"/>
+                <w:color w:val="000000"/>
+                <w:sz w:val="40"/>
+                <w:szCs w:val="40"/>
+                <w:lang w:val="en-IN" w:eastAsia="en-IN" w:bidi="ml-IN"/>
               </w:rPr>
             </w:pPr>
             <w:r>

--- a/TS-Kramam/TS-6.4/TS 6.4 Malayalam Krama Paatam Corrections.docx
+++ b/TS-Kramam/TS-6.4/TS 6.4 Malayalam Krama Paatam Corrections.docx
@@ -81,18 +81,7 @@
           <w:szCs w:val="32"/>
           <w:u w:val="single"/>
         </w:rPr>
-        <w:t xml:space="preserve">Observed </w:t>
-      </w:r>
-      <w:proofErr w:type="gramStart"/>
-      <w:r>
-        <w:rPr>
-          <w:b/>
-          <w:bCs/>
-          <w:sz w:val="32"/>
-          <w:szCs w:val="32"/>
-          <w:u w:val="single"/>
-        </w:rPr>
-        <w:t xml:space="preserve">till </w:t>
+        <w:t xml:space="preserve">Observed till </w:t>
       </w:r>
       <w:r>
         <w:rPr>
@@ -105,7 +94,6 @@
         </w:rPr>
         <w:t>????</w:t>
       </w:r>
-      <w:proofErr w:type="gramEnd"/>
     </w:p>
     <w:p>
       <w:pPr>
@@ -280,28 +268,18 @@
                 <w:b/>
                 <w:sz w:val="28"/>
                 <w:szCs w:val="32"/>
-                <w:lang w:val="it-IT"/>
-              </w:rPr>
-            </w:pPr>
-            <w:r>
-              <w:rPr>
-                <w:rFonts w:cs="Arial"/>
-                <w:b/>
-                <w:sz w:val="28"/>
-                <w:szCs w:val="32"/>
-                <w:lang w:val="it-IT"/>
-              </w:rPr>
-              <w:t>Krama Vaakyam No.–</w:t>
-            </w:r>
-            <w:r>
-              <w:rPr>
-                <w:rFonts w:cs="Arial"/>
-                <w:b/>
-                <w:sz w:val="28"/>
-                <w:szCs w:val="32"/>
-                <w:lang w:val="it-IT"/>
-              </w:rPr>
-              <w:t>43</w:t>
+                <w:lang w:val="en-IN"/>
+              </w:rPr>
+            </w:pPr>
+            <w:r>
+              <w:rPr>
+                <w:rFonts w:cs="Arial"/>
+                <w:b/>
+                <w:sz w:val="28"/>
+                <w:szCs w:val="32"/>
+                <w:lang w:val="en-IN"/>
+              </w:rPr>
+              <w:t>Krama Vaakyam No.–43</w:t>
             </w:r>
           </w:p>
           <w:p>
@@ -386,15 +364,15 @@
                 <w:rFonts w:ascii="BRH Malayalam Extra" w:eastAsia="Times New Roman" w:hAnsi="BRH Malayalam Extra" w:cs="BRH Malayalam Extra"/>
                 <w:sz w:val="40"/>
                 <w:szCs w:val="40"/>
-                <w:lang w:val="en-IN" w:eastAsia="en-IN" w:bidi="ml-IN"/>
-              </w:rPr>
-            </w:pPr>
-            <w:r>
-              <w:rPr>
-                <w:rFonts w:ascii="BRH Malayalam Extra" w:eastAsia="Times New Roman" w:hAnsi="BRH Malayalam Extra" w:cs="BRH Malayalam Extra"/>
-                <w:sz w:val="40"/>
-                <w:szCs w:val="40"/>
-                <w:lang w:val="en-IN" w:eastAsia="en-IN" w:bidi="ml-IN"/>
+                <w:lang w:val="it-IT" w:eastAsia="en-IN" w:bidi="ml-IN"/>
+              </w:rPr>
+            </w:pPr>
+            <w:r>
+              <w:rPr>
+                <w:rFonts w:ascii="BRH Malayalam Extra" w:eastAsia="Times New Roman" w:hAnsi="BRH Malayalam Extra" w:cs="BRH Malayalam Extra"/>
+                <w:sz w:val="40"/>
+                <w:szCs w:val="40"/>
+                <w:lang w:val="it-IT" w:eastAsia="en-IN" w:bidi="ml-IN"/>
               </w:rPr>
               <w:t>CZy</w:t>
             </w:r>
@@ -403,16 +381,16 @@
                 <w:rFonts w:ascii="BRH Malayalam Extra" w:eastAsia="Times New Roman" w:hAnsi="BRH Malayalam Extra" w:cs="BRH Malayalam Extra"/>
                 <w:sz w:val="32"/>
                 <w:szCs w:val="40"/>
-                <w:lang w:val="en-IN" w:eastAsia="en-IN" w:bidi="ml-IN"/>
-              </w:rPr>
-              <w:t>–</w:t>
-            </w:r>
-            <w:r>
-              <w:rPr>
-                <w:rFonts w:ascii="BRH Malayalam Extra" w:eastAsia="Times New Roman" w:hAnsi="BRH Malayalam Extra" w:cs="BRH Malayalam Extra"/>
-                <w:sz w:val="40"/>
-                <w:szCs w:val="40"/>
-                <w:lang w:val="en-IN" w:eastAsia="en-IN" w:bidi="ml-IN"/>
+                <w:lang w:val="it-IT" w:eastAsia="en-IN" w:bidi="ml-IN"/>
+              </w:rPr>
+              <w:t>–</w:t>
+            </w:r>
+            <w:r>
+              <w:rPr>
+                <w:rFonts w:ascii="BRH Malayalam Extra" w:eastAsia="Times New Roman" w:hAnsi="BRH Malayalam Extra" w:cs="BRH Malayalam Extra"/>
+                <w:sz w:val="40"/>
+                <w:szCs w:val="40"/>
+                <w:lang w:val="it-IT" w:eastAsia="en-IN" w:bidi="ml-IN"/>
               </w:rPr>
               <w:t xml:space="preserve"> s</w:t>
             </w:r>
@@ -421,7 +399,7 @@
                 <w:rFonts w:ascii="BRH Devanagari Extra" w:eastAsia="Times New Roman" w:hAnsi="BRH Devanagari Extra" w:cs="BRH Malayalam Extra"/>
                 <w:sz w:val="36"/>
                 <w:szCs w:val="40"/>
-                <w:lang w:val="en-IN" w:eastAsia="en-IN" w:bidi="ml-IN"/>
+                <w:lang w:val="it-IT" w:eastAsia="en-IN" w:bidi="ml-IN"/>
               </w:rPr>
               <w:t>ò</w:t>
             </w:r>
@@ -430,7 +408,7 @@
                 <w:rFonts w:ascii="BRH Malayalam Extra" w:eastAsia="Times New Roman" w:hAnsi="BRH Malayalam Extra" w:cs="BRH Malayalam Extra"/>
                 <w:sz w:val="40"/>
                 <w:szCs w:val="40"/>
-                <w:lang w:val="en-IN" w:eastAsia="en-IN" w:bidi="ml-IN"/>
+                <w:lang w:val="it-IT" w:eastAsia="en-IN" w:bidi="ml-IN"/>
               </w:rPr>
               <w:t xml:space="preserve">sð£—ræ¦ | </w:t>
             </w:r>
@@ -446,15 +424,15 @@
                 <w:rFonts w:ascii="BRH Malayalam Extra" w:eastAsia="Times New Roman" w:hAnsi="BRH Malayalam Extra" w:cs="BRH Malayalam Extra"/>
                 <w:sz w:val="40"/>
                 <w:szCs w:val="40"/>
-                <w:lang w:val="en-IN" w:eastAsia="en-IN" w:bidi="ml-IN"/>
-              </w:rPr>
-            </w:pPr>
-            <w:r>
-              <w:rPr>
-                <w:rFonts w:ascii="BRH Malayalam Extra" w:eastAsia="Times New Roman" w:hAnsi="BRH Malayalam Extra" w:cs="BRH Malayalam Extra"/>
-                <w:sz w:val="40"/>
-                <w:szCs w:val="40"/>
-                <w:lang w:val="en-IN" w:eastAsia="en-IN" w:bidi="ml-IN"/>
+                <w:lang w:val="it-IT" w:eastAsia="en-IN" w:bidi="ml-IN"/>
+              </w:rPr>
+            </w:pPr>
+            <w:r>
+              <w:rPr>
+                <w:rFonts w:ascii="BRH Malayalam Extra" w:eastAsia="Times New Roman" w:hAnsi="BRH Malayalam Extra" w:cs="BRH Malayalam Extra"/>
+                <w:sz w:val="40"/>
+                <w:szCs w:val="40"/>
+                <w:lang w:val="it-IT" w:eastAsia="en-IN" w:bidi="ml-IN"/>
               </w:rPr>
               <w:t>s</w:t>
             </w:r>
@@ -463,7 +441,7 @@
                 <w:rFonts w:ascii="BRH Devanagari Extra" w:eastAsia="Times New Roman" w:hAnsi="BRH Devanagari Extra" w:cs="BRH Malayalam Extra"/>
                 <w:sz w:val="36"/>
                 <w:szCs w:val="40"/>
-                <w:lang w:val="en-IN" w:eastAsia="en-IN" w:bidi="ml-IN"/>
+                <w:lang w:val="it-IT" w:eastAsia="en-IN" w:bidi="ml-IN"/>
               </w:rPr>
               <w:t>ò</w:t>
             </w:r>
@@ -473,7 +451,7 @@
                 <w:sz w:val="40"/>
                 <w:szCs w:val="40"/>
                 <w:highlight w:val="yellow"/>
-                <w:lang w:val="en-IN" w:eastAsia="en-IN" w:bidi="ml-IN"/>
+                <w:lang w:val="it-IT" w:eastAsia="en-IN" w:bidi="ml-IN"/>
               </w:rPr>
               <w:t>s</w:t>
             </w:r>
@@ -482,7 +460,7 @@
                 <w:rFonts w:ascii="BRH Malayalam Extra" w:eastAsia="Times New Roman" w:hAnsi="BRH Malayalam Extra" w:cs="BRH Malayalam Extra"/>
                 <w:sz w:val="40"/>
                 <w:szCs w:val="40"/>
-                <w:lang w:val="en-IN" w:eastAsia="en-IN" w:bidi="ml-IN"/>
+                <w:lang w:val="it-IT" w:eastAsia="en-IN" w:bidi="ml-IN"/>
               </w:rPr>
               <w:t>ð—ræ¦</w:t>
             </w:r>
@@ -491,16 +469,16 @@
                 <w:rFonts w:ascii="BRH Malayalam Extra" w:eastAsia="Times New Roman" w:hAnsi="BRH Malayalam Extra" w:cs="BRH Malayalam Extra"/>
                 <w:sz w:val="32"/>
                 <w:szCs w:val="40"/>
-                <w:lang w:val="en-IN" w:eastAsia="en-IN" w:bidi="ml-IN"/>
-              </w:rPr>
-              <w:t>–</w:t>
-            </w:r>
-            <w:r>
-              <w:rPr>
-                <w:rFonts w:ascii="BRH Malayalam Extra" w:eastAsia="Times New Roman" w:hAnsi="BRH Malayalam Extra" w:cs="BRH Malayalam Extra"/>
-                <w:sz w:val="40"/>
-                <w:szCs w:val="40"/>
-                <w:lang w:val="en-IN" w:eastAsia="en-IN" w:bidi="ml-IN"/>
+                <w:lang w:val="it-IT" w:eastAsia="en-IN" w:bidi="ml-IN"/>
+              </w:rPr>
+              <w:t>–</w:t>
+            </w:r>
+            <w:r>
+              <w:rPr>
+                <w:rFonts w:ascii="BRH Malayalam Extra" w:eastAsia="Times New Roman" w:hAnsi="BRH Malayalam Extra" w:cs="BRH Malayalam Extra"/>
+                <w:sz w:val="40"/>
+                <w:szCs w:val="40"/>
+                <w:lang w:val="it-IT" w:eastAsia="en-IN" w:bidi="ml-IN"/>
               </w:rPr>
               <w:t xml:space="preserve"> Zsõ— |</w:t>
             </w:r>
@@ -521,15 +499,15 @@
                 <w:rFonts w:ascii="BRH Malayalam Extra" w:eastAsia="Times New Roman" w:hAnsi="BRH Malayalam Extra" w:cs="BRH Malayalam Extra"/>
                 <w:sz w:val="40"/>
                 <w:szCs w:val="40"/>
-                <w:lang w:val="en-IN" w:eastAsia="en-IN" w:bidi="ml-IN"/>
-              </w:rPr>
-            </w:pPr>
-            <w:r>
-              <w:rPr>
-                <w:rFonts w:ascii="BRH Malayalam Extra" w:eastAsia="Times New Roman" w:hAnsi="BRH Malayalam Extra" w:cs="BRH Malayalam Extra"/>
-                <w:sz w:val="40"/>
-                <w:szCs w:val="40"/>
-                <w:lang w:val="en-IN" w:eastAsia="en-IN" w:bidi="ml-IN"/>
+                <w:lang w:val="it-IT" w:eastAsia="en-IN" w:bidi="ml-IN"/>
+              </w:rPr>
+            </w:pPr>
+            <w:r>
+              <w:rPr>
+                <w:rFonts w:ascii="BRH Malayalam Extra" w:eastAsia="Times New Roman" w:hAnsi="BRH Malayalam Extra" w:cs="BRH Malayalam Extra"/>
+                <w:sz w:val="40"/>
+                <w:szCs w:val="40"/>
+                <w:lang w:val="it-IT" w:eastAsia="en-IN" w:bidi="ml-IN"/>
               </w:rPr>
               <w:t>CZy</w:t>
             </w:r>
@@ -538,16 +516,16 @@
                 <w:rFonts w:ascii="BRH Malayalam Extra" w:eastAsia="Times New Roman" w:hAnsi="BRH Malayalam Extra" w:cs="BRH Malayalam Extra"/>
                 <w:sz w:val="32"/>
                 <w:szCs w:val="40"/>
-                <w:lang w:val="en-IN" w:eastAsia="en-IN" w:bidi="ml-IN"/>
-              </w:rPr>
-              <w:t>–</w:t>
-            </w:r>
-            <w:r>
-              <w:rPr>
-                <w:rFonts w:ascii="BRH Malayalam Extra" w:eastAsia="Times New Roman" w:hAnsi="BRH Malayalam Extra" w:cs="BRH Malayalam Extra"/>
-                <w:sz w:val="40"/>
-                <w:szCs w:val="40"/>
-                <w:lang w:val="en-IN" w:eastAsia="en-IN" w:bidi="ml-IN"/>
+                <w:lang w:val="it-IT" w:eastAsia="en-IN" w:bidi="ml-IN"/>
+              </w:rPr>
+              <w:t>–</w:t>
+            </w:r>
+            <w:r>
+              <w:rPr>
+                <w:rFonts w:ascii="BRH Malayalam Extra" w:eastAsia="Times New Roman" w:hAnsi="BRH Malayalam Extra" w:cs="BRH Malayalam Extra"/>
+                <w:sz w:val="40"/>
+                <w:szCs w:val="40"/>
+                <w:lang w:val="it-IT" w:eastAsia="en-IN" w:bidi="ml-IN"/>
               </w:rPr>
               <w:t xml:space="preserve"> s</w:t>
             </w:r>
@@ -556,7 +534,7 @@
                 <w:rFonts w:ascii="BRH Devanagari Extra" w:eastAsia="Times New Roman" w:hAnsi="BRH Devanagari Extra" w:cs="BRH Malayalam Extra"/>
                 <w:sz w:val="36"/>
                 <w:szCs w:val="40"/>
-                <w:lang w:val="en-IN" w:eastAsia="en-IN" w:bidi="ml-IN"/>
+                <w:lang w:val="it-IT" w:eastAsia="en-IN" w:bidi="ml-IN"/>
               </w:rPr>
               <w:t>ò</w:t>
             </w:r>
@@ -565,7 +543,7 @@
                 <w:rFonts w:ascii="BRH Malayalam Extra" w:eastAsia="Times New Roman" w:hAnsi="BRH Malayalam Extra" w:cs="BRH Malayalam Extra"/>
                 <w:sz w:val="40"/>
                 <w:szCs w:val="40"/>
-                <w:lang w:val="en-IN" w:eastAsia="en-IN" w:bidi="ml-IN"/>
+                <w:lang w:val="it-IT" w:eastAsia="en-IN" w:bidi="ml-IN"/>
               </w:rPr>
               <w:t xml:space="preserve">sð£—ræ¦ | </w:t>
             </w:r>
@@ -581,15 +559,15 @@
                 <w:rFonts w:ascii="BRH Malayalam Extra" w:eastAsia="Times New Roman" w:hAnsi="BRH Malayalam Extra" w:cs="BRH Malayalam Extra"/>
                 <w:sz w:val="40"/>
                 <w:szCs w:val="40"/>
-                <w:lang w:val="en-IN" w:eastAsia="en-IN" w:bidi="ml-IN"/>
-              </w:rPr>
-            </w:pPr>
-            <w:r>
-              <w:rPr>
-                <w:rFonts w:ascii="BRH Malayalam Extra" w:eastAsia="Times New Roman" w:hAnsi="BRH Malayalam Extra" w:cs="BRH Malayalam Extra"/>
-                <w:sz w:val="40"/>
-                <w:szCs w:val="40"/>
-                <w:lang w:val="en-IN" w:eastAsia="en-IN" w:bidi="ml-IN"/>
+                <w:lang w:val="it-IT" w:eastAsia="en-IN" w:bidi="ml-IN"/>
+              </w:rPr>
+            </w:pPr>
+            <w:r>
+              <w:rPr>
+                <w:rFonts w:ascii="BRH Malayalam Extra" w:eastAsia="Times New Roman" w:hAnsi="BRH Malayalam Extra" w:cs="BRH Malayalam Extra"/>
+                <w:sz w:val="40"/>
+                <w:szCs w:val="40"/>
+                <w:lang w:val="it-IT" w:eastAsia="en-IN" w:bidi="ml-IN"/>
               </w:rPr>
               <w:t>s</w:t>
             </w:r>
@@ -598,7 +576,7 @@
                 <w:rFonts w:ascii="BRH Devanagari Extra" w:eastAsia="Times New Roman" w:hAnsi="BRH Devanagari Extra" w:cs="BRH Malayalam Extra"/>
                 <w:sz w:val="36"/>
                 <w:szCs w:val="40"/>
-                <w:lang w:val="en-IN" w:eastAsia="en-IN" w:bidi="ml-IN"/>
+                <w:lang w:val="it-IT" w:eastAsia="en-IN" w:bidi="ml-IN"/>
               </w:rPr>
               <w:t>ò</w:t>
             </w:r>
@@ -607,7 +585,7 @@
                 <w:rFonts w:ascii="BRH Malayalam Extra" w:eastAsia="Times New Roman" w:hAnsi="BRH Malayalam Extra" w:cs="BRH Malayalam Extra"/>
                 <w:sz w:val="40"/>
                 <w:szCs w:val="40"/>
-                <w:lang w:val="en-IN" w:eastAsia="en-IN" w:bidi="ml-IN"/>
+                <w:lang w:val="it-IT" w:eastAsia="en-IN" w:bidi="ml-IN"/>
               </w:rPr>
               <w:t>sð</w:t>
             </w:r>
@@ -617,7 +595,7 @@
                 <w:sz w:val="40"/>
                 <w:szCs w:val="40"/>
                 <w:highlight w:val="green"/>
-                <w:lang w:val="en-IN" w:eastAsia="en-IN" w:bidi="ml-IN"/>
+                <w:lang w:val="it-IT" w:eastAsia="en-IN" w:bidi="ml-IN"/>
               </w:rPr>
               <w:t>£</w:t>
             </w:r>
@@ -626,7 +604,7 @@
                 <w:rFonts w:ascii="BRH Malayalam Extra" w:eastAsia="Times New Roman" w:hAnsi="BRH Malayalam Extra" w:cs="BRH Malayalam Extra"/>
                 <w:sz w:val="40"/>
                 <w:szCs w:val="40"/>
-                <w:lang w:val="en-IN" w:eastAsia="en-IN" w:bidi="ml-IN"/>
+                <w:lang w:val="it-IT" w:eastAsia="en-IN" w:bidi="ml-IN"/>
               </w:rPr>
               <w:t>—ræ¦</w:t>
             </w:r>
@@ -635,16 +613,16 @@
                 <w:rFonts w:ascii="BRH Malayalam Extra" w:eastAsia="Times New Roman" w:hAnsi="BRH Malayalam Extra" w:cs="BRH Malayalam Extra"/>
                 <w:sz w:val="32"/>
                 <w:szCs w:val="40"/>
-                <w:lang w:val="en-IN" w:eastAsia="en-IN" w:bidi="ml-IN"/>
-              </w:rPr>
-              <w:t>–</w:t>
-            </w:r>
-            <w:r>
-              <w:rPr>
-                <w:rFonts w:ascii="BRH Malayalam Extra" w:eastAsia="Times New Roman" w:hAnsi="BRH Malayalam Extra" w:cs="BRH Malayalam Extra"/>
-                <w:sz w:val="40"/>
-                <w:szCs w:val="40"/>
-                <w:lang w:val="en-IN" w:eastAsia="en-IN" w:bidi="ml-IN"/>
+                <w:lang w:val="it-IT" w:eastAsia="en-IN" w:bidi="ml-IN"/>
+              </w:rPr>
+              <w:t>–</w:t>
+            </w:r>
+            <w:r>
+              <w:rPr>
+                <w:rFonts w:ascii="BRH Malayalam Extra" w:eastAsia="Times New Roman" w:hAnsi="BRH Malayalam Extra" w:cs="BRH Malayalam Extra"/>
+                <w:sz w:val="40"/>
+                <w:szCs w:val="40"/>
+                <w:lang w:val="it-IT" w:eastAsia="en-IN" w:bidi="ml-IN"/>
               </w:rPr>
               <w:t xml:space="preserve"> Zsõ— |</w:t>
             </w:r>
@@ -1881,7 +1859,7 @@
       </w:tr>
       <w:tr>
         <w:trPr>
-          <w:trHeight w:val="1359"/>
+          <w:trHeight w:val="1619"/>
         </w:trPr>
         <w:tc>
           <w:tcPr>
@@ -1921,7 +1899,7 @@
                 <w:sz w:val="28"/>
                 <w:szCs w:val="32"/>
               </w:rPr>
-              <w:t>11.1</w:t>
+              <w:t>9.5</w:t>
             </w:r>
             <w:r>
               <w:rPr>
@@ -1949,16 +1927,16 @@
                 <w:b/>
                 <w:sz w:val="28"/>
                 <w:szCs w:val="32"/>
-                <w:lang w:val="en-IN"/>
-              </w:rPr>
-            </w:pPr>
-            <w:r>
-              <w:rPr>
-                <w:rFonts w:cs="Arial"/>
-                <w:b/>
-                <w:sz w:val="28"/>
-                <w:szCs w:val="32"/>
-                <w:lang w:val="en-IN"/>
+                <w:lang w:val="it-IT"/>
+              </w:rPr>
+            </w:pPr>
+            <w:r>
+              <w:rPr>
+                <w:rFonts w:cs="Arial"/>
+                <w:b/>
+                <w:sz w:val="28"/>
+                <w:szCs w:val="32"/>
+                <w:lang w:val="it-IT"/>
               </w:rPr>
               <w:t>Krama Vaakyam No.–</w:t>
             </w:r>
@@ -1968,9 +1946,55 @@
                 <w:b/>
                 <w:sz w:val="28"/>
                 <w:szCs w:val="32"/>
-                <w:lang w:val="en-IN"/>
-              </w:rPr>
-              <w:t xml:space="preserve"> 28</w:t>
+                <w:lang w:val="it-IT"/>
+              </w:rPr>
+              <w:t>7</w:t>
+            </w:r>
+          </w:p>
+          <w:p>
+            <w:pPr>
+              <w:widowControl w:val="0"/>
+              <w:autoSpaceDE w:val="0"/>
+              <w:autoSpaceDN w:val="0"/>
+              <w:adjustRightInd w:val="0"/>
+              <w:spacing w:before="0" w:line="240" w:lineRule="auto"/>
+              <w:jc w:val="both"/>
+              <w:rPr>
+                <w:rFonts w:cs="Arial"/>
+                <w:b/>
+                <w:sz w:val="28"/>
+                <w:szCs w:val="32"/>
+                <w:lang w:val="it-IT"/>
+              </w:rPr>
+            </w:pPr>
+            <w:r>
+              <w:rPr>
+                <w:rFonts w:cs="Arial"/>
+                <w:b/>
+                <w:sz w:val="28"/>
+                <w:szCs w:val="32"/>
+                <w:lang w:val="it-IT"/>
+              </w:rPr>
+              <w:t>Panchaati No</w:t>
+            </w:r>
+            <w:r>
+              <w:rPr>
+                <w:rFonts w:cs="Arial"/>
+                <w:b/>
+                <w:szCs w:val="32"/>
+                <w:lang w:val="it-IT"/>
+              </w:rPr>
+              <w:t xml:space="preserve">. – </w:t>
+            </w:r>
+            <w:r>
+              <w:rPr>
+                <w:rFonts w:cs="Arial"/>
+                <w:b/>
+                <w:sz w:val="28"/>
+                <w:szCs w:val="32"/>
+                <w:lang w:val="it-IT"/>
+              </w:rPr>
+              <w:t>41</w:t>
             </w:r>
           </w:p>
           <w:p>
@@ -1989,37 +2013,9 @@
                 <w:b/>
                 <w:sz w:val="28"/>
                 <w:szCs w:val="32"/>
-              </w:rPr>
-            </w:pPr>
-            <w:r>
-              <w:rPr>
-                <w:rFonts w:cs="Arial"/>
-                <w:b/>
-                <w:sz w:val="28"/>
-                <w:szCs w:val="32"/>
                 <w:lang w:val="it-IT"/>
               </w:rPr>
-              <w:t>Panchaati No</w:t>
-            </w:r>
-            <w:r>
-              <w:rPr>
-                <w:rFonts w:cs="Arial"/>
-                <w:b/>
-                <w:szCs w:val="32"/>
-                <w:lang w:val="it-IT"/>
-              </w:rPr>
-              <w:t>. –</w:t>
-            </w:r>
-            <w:r>
-              <w:rPr>
-                <w:rFonts w:cs="Arial"/>
-                <w:b/>
-                <w:sz w:val="28"/>
-                <w:szCs w:val="28"/>
-                <w:lang w:val="it-IT"/>
-              </w:rPr>
-              <w:t xml:space="preserve"> 48</w:t>
-            </w:r>
+            </w:pPr>
           </w:p>
         </w:tc>
         <w:tc>
@@ -2047,86 +2043,146 @@
                 <w:color w:val="000000"/>
                 <w:sz w:val="40"/>
                 <w:szCs w:val="40"/>
+                <w:lang w:val="en-IN" w:eastAsia="en-IN" w:bidi="ml-IN"/>
+              </w:rPr>
+              <w:t>A</w:t>
+            </w:r>
+            <w:r>
+              <w:rPr>
+                <w:rFonts w:ascii="BRH Malayalam Extra" w:eastAsia="Times New Roman" w:hAnsi="BRH Malayalam Extra" w:cs="BRH Malayalam Extra"/>
+                <w:color w:val="000000"/>
+                <w:sz w:val="32"/>
+                <w:szCs w:val="40"/>
+                <w:lang w:val="en-IN" w:eastAsia="en-IN" w:bidi="ml-IN"/>
+              </w:rPr>
+              <w:t>–</w:t>
+            </w:r>
+            <w:r>
+              <w:rPr>
+                <w:rFonts w:ascii="BRH Malayalam Extra" w:eastAsia="Times New Roman" w:hAnsi="BRH Malayalam Extra" w:cs="BRH Malayalam Extra"/>
+                <w:color w:val="000000"/>
+                <w:sz w:val="40"/>
+                <w:szCs w:val="40"/>
+                <w:lang w:val="en-IN" w:eastAsia="en-IN" w:bidi="ml-IN"/>
+              </w:rPr>
+              <w:t>Ç</w:t>
+            </w:r>
+            <w:r>
+              <w:rPr>
+                <w:rFonts w:ascii="BRH Malayalam Extra" w:eastAsia="Times New Roman" w:hAnsi="BRH Malayalam Extra" w:cs="BRH Malayalam Extra"/>
+                <w:color w:val="000000"/>
+                <w:sz w:val="32"/>
+                <w:szCs w:val="40"/>
+                <w:lang w:val="en-IN" w:eastAsia="en-IN" w:bidi="ml-IN"/>
+              </w:rPr>
+              <w:t>–</w:t>
+            </w:r>
+            <w:r>
+              <w:rPr>
+                <w:rFonts w:ascii="BRH Malayalam Extra" w:eastAsia="Times New Roman" w:hAnsi="BRH Malayalam Extra" w:cs="BRH Malayalam Extra"/>
+                <w:color w:val="000000"/>
+                <w:sz w:val="40"/>
+                <w:szCs w:val="40"/>
+                <w:lang w:val="en-IN" w:eastAsia="en-IN" w:bidi="ml-IN"/>
+              </w:rPr>
+              <w:t>k</w:t>
+            </w:r>
+            <w:r>
+              <w:rPr>
+                <w:rFonts w:ascii="BRH Malayalam Extra" w:eastAsia="Times New Roman" w:hAnsi="BRH Malayalam Extra" w:cs="BRH Malayalam Extra"/>
+                <w:color w:val="000000"/>
+                <w:sz w:val="32"/>
+                <w:szCs w:val="40"/>
+                <w:lang w:val="en-IN" w:eastAsia="en-IN" w:bidi="ml-IN"/>
+              </w:rPr>
+              <w:t>–</w:t>
+            </w:r>
+            <w:r>
+              <w:rPr>
+                <w:rFonts w:ascii="BRH Malayalam Extra" w:eastAsia="Times New Roman" w:hAnsi="BRH Malayalam Extra" w:cs="BRH Malayalam Extra"/>
+                <w:color w:val="000000"/>
+                <w:sz w:val="40"/>
+                <w:szCs w:val="40"/>
+                <w:lang w:val="en-IN" w:eastAsia="en-IN" w:bidi="ml-IN"/>
+              </w:rPr>
+              <w:t>ZJ öex</w:t>
+            </w:r>
+            <w:r>
+              <w:rPr>
+                <w:rFonts w:ascii="BRH Malayalam Extra" w:eastAsia="Times New Roman" w:hAnsi="BRH Malayalam Extra" w:cs="BRH Malayalam Extra"/>
+                <w:color w:val="000000"/>
+                <w:sz w:val="32"/>
+                <w:szCs w:val="40"/>
+                <w:lang w:val="en-IN" w:eastAsia="en-IN" w:bidi="ml-IN"/>
+              </w:rPr>
+              <w:t>–</w:t>
+            </w:r>
+            <w:r>
+              <w:rPr>
+                <w:rFonts w:ascii="BRH Malayalam Extra" w:eastAsia="Times New Roman" w:hAnsi="BRH Malayalam Extra" w:cs="BRH Malayalam Extra"/>
+                <w:color w:val="000000"/>
+                <w:sz w:val="40"/>
+                <w:szCs w:val="40"/>
+                <w:lang w:val="en-IN" w:eastAsia="en-IN" w:bidi="ml-IN"/>
+              </w:rPr>
+              <w:t xml:space="preserve">YxJ | </w:t>
+            </w:r>
+          </w:p>
+          <w:p>
+            <w:pPr>
+              <w:widowControl w:val="0"/>
+              <w:autoSpaceDE w:val="0"/>
+              <w:autoSpaceDN w:val="0"/>
+              <w:adjustRightInd w:val="0"/>
+              <w:spacing w:before="0" w:line="240" w:lineRule="auto"/>
+              <w:rPr>
+                <w:rFonts w:ascii="BRH Malayalam Extra" w:eastAsia="Times New Roman" w:hAnsi="BRH Malayalam Extra" w:cs="BRH Malayalam Extra"/>
+                <w:color w:val="000000"/>
+                <w:sz w:val="40"/>
+                <w:szCs w:val="40"/>
+                <w:lang w:val="it-IT" w:eastAsia="en-IN" w:bidi="ml-IN"/>
+              </w:rPr>
+            </w:pPr>
+            <w:r>
+              <w:rPr>
+                <w:rFonts w:ascii="BRH Malayalam Extra" w:eastAsia="Times New Roman" w:hAnsi="BRH Malayalam Extra" w:cs="BRH Malayalam Extra"/>
+                <w:color w:val="000000"/>
+                <w:sz w:val="40"/>
+                <w:szCs w:val="40"/>
+                <w:lang w:val="it-IT" w:eastAsia="en-IN" w:bidi="ml-IN"/>
+              </w:rPr>
+              <w:t>öex</w:t>
+            </w:r>
+            <w:r>
+              <w:rPr>
+                <w:rFonts w:ascii="BRH Malayalam Extra" w:eastAsia="Times New Roman" w:hAnsi="BRH Malayalam Extra" w:cs="BRH Malayalam Extra"/>
+                <w:color w:val="000000"/>
+                <w:sz w:val="32"/>
+                <w:szCs w:val="40"/>
+                <w:lang w:val="it-IT" w:eastAsia="en-IN" w:bidi="ml-IN"/>
+              </w:rPr>
+              <w:t>–</w:t>
+            </w:r>
+            <w:r>
+              <w:rPr>
+                <w:rFonts w:ascii="BRH Malayalam Extra" w:eastAsia="Times New Roman" w:hAnsi="BRH Malayalam Extra" w:cs="BRH Malayalam Extra"/>
+                <w:color w:val="000000"/>
+                <w:sz w:val="40"/>
+                <w:szCs w:val="40"/>
                 <w:highlight w:val="yellow"/>
-                <w:lang w:val="en-IN" w:eastAsia="en-IN" w:bidi="ml-IN"/>
-              </w:rPr>
-              <w:t>M£</w:t>
-            </w:r>
-            <w:r>
-              <w:rPr>
-                <w:rFonts w:ascii="BRH Malayalam Extra" w:eastAsia="Times New Roman" w:hAnsi="BRH Malayalam Extra" w:cs="BRH Malayalam Extra"/>
-                <w:color w:val="000000"/>
-                <w:sz w:val="40"/>
-                <w:szCs w:val="40"/>
-                <w:lang w:val="en-IN" w:eastAsia="en-IN" w:bidi="ml-IN"/>
-              </w:rPr>
-              <w:t>tx— M£</w:t>
-            </w:r>
-            <w:r>
-              <w:rPr>
-                <w:rFonts w:ascii="BRH Malayalam Extra" w:eastAsia="Times New Roman" w:hAnsi="BRH Malayalam Extra" w:cs="BRH Malayalam Extra"/>
-                <w:color w:val="000000"/>
-                <w:sz w:val="32"/>
-                <w:szCs w:val="40"/>
-                <w:lang w:val="en-IN" w:eastAsia="en-IN" w:bidi="ml-IN"/>
-              </w:rPr>
-              <w:t>–</w:t>
-            </w:r>
-            <w:r>
-              <w:rPr>
-                <w:rFonts w:ascii="BRH Malayalam Extra" w:eastAsia="Times New Roman" w:hAnsi="BRH Malayalam Extra" w:cs="BRH Malayalam Extra"/>
-                <w:color w:val="000000"/>
-                <w:sz w:val="40"/>
-                <w:szCs w:val="40"/>
-                <w:lang w:val="en-IN" w:eastAsia="en-IN" w:bidi="ml-IN"/>
-              </w:rPr>
-              <w:t xml:space="preserve">tõ¥Ç˜ | </w:t>
-            </w:r>
-          </w:p>
-          <w:p>
-            <w:pPr>
-              <w:widowControl w:val="0"/>
-              <w:autoSpaceDE w:val="0"/>
-              <w:autoSpaceDN w:val="0"/>
-              <w:adjustRightInd w:val="0"/>
-              <w:spacing w:before="0" w:line="240" w:lineRule="auto"/>
-              <w:rPr>
-                <w:rFonts w:ascii="BRH Malayalam Extra" w:eastAsia="Times New Roman" w:hAnsi="BRH Malayalam Extra" w:cs="BRH Malayalam Extra"/>
-                <w:color w:val="000000"/>
-                <w:sz w:val="40"/>
-                <w:szCs w:val="40"/>
-                <w:lang w:val="en-IN" w:eastAsia="en-IN" w:bidi="ml-IN"/>
-              </w:rPr>
-            </w:pPr>
-            <w:r>
-              <w:rPr>
-                <w:rFonts w:ascii="BRH Malayalam Extra" w:eastAsia="Times New Roman" w:hAnsi="BRH Malayalam Extra" w:cs="BRH Malayalam Extra"/>
-                <w:color w:val="000000"/>
-                <w:sz w:val="40"/>
-                <w:szCs w:val="40"/>
-                <w:lang w:val="en-IN" w:eastAsia="en-IN" w:bidi="ml-IN"/>
-              </w:rPr>
-              <w:t>M£</w:t>
-            </w:r>
-            <w:r>
-              <w:rPr>
-                <w:rFonts w:ascii="BRH Malayalam Extra" w:eastAsia="Times New Roman" w:hAnsi="BRH Malayalam Extra" w:cs="BRH Malayalam Extra"/>
-                <w:color w:val="000000"/>
-                <w:sz w:val="32"/>
-                <w:szCs w:val="40"/>
-                <w:lang w:val="en-IN" w:eastAsia="en-IN" w:bidi="ml-IN"/>
-              </w:rPr>
-              <w:t>–</w:t>
-            </w:r>
-            <w:r>
-              <w:rPr>
-                <w:rFonts w:ascii="BRH Malayalam Extra" w:eastAsia="Times New Roman" w:hAnsi="BRH Malayalam Extra" w:cs="BRH Malayalam Extra"/>
-                <w:color w:val="000000"/>
-                <w:sz w:val="40"/>
-                <w:szCs w:val="40"/>
-                <w:lang w:val="en-IN" w:eastAsia="en-IN" w:bidi="ml-IN"/>
-              </w:rPr>
-              <w:t>tõ¥Ç„öM˜I |</w:t>
+                <w:lang w:val="it-IT" w:eastAsia="en-IN" w:bidi="ml-IN"/>
+              </w:rPr>
+              <w:t>Y</w:t>
+            </w:r>
+            <w:r>
+              <w:rPr>
+                <w:rFonts w:ascii="BRH Malayalam Extra" w:eastAsia="Times New Roman" w:hAnsi="BRH Malayalam Extra" w:cs="BRH Malayalam Extra"/>
+                <w:color w:val="000000"/>
+                <w:sz w:val="40"/>
+                <w:szCs w:val="40"/>
+                <w:lang w:val="it-IT" w:eastAsia="en-IN" w:bidi="ml-IN"/>
+              </w:rPr>
+              <w:t xml:space="preserve"> jZ—J |</w:t>
             </w:r>
           </w:p>
         </w:tc>
@@ -2136,6 +2192,10 @@
           </w:tcPr>
           <w:p>
             <w:pPr>
+              <w:widowControl w:val="0"/>
+              <w:autoSpaceDE w:val="0"/>
+              <w:autoSpaceDN w:val="0"/>
+              <w:adjustRightInd w:val="0"/>
               <w:spacing w:before="0" w:line="240" w:lineRule="auto"/>
               <w:rPr>
                 <w:rFonts w:ascii="BRH Malayalam Extra" w:eastAsia="Times New Roman" w:hAnsi="BRH Malayalam Extra" w:cs="BRH Malayalam Extra"/>
@@ -2151,86 +2211,491 @@
                 <w:color w:val="000000"/>
                 <w:sz w:val="40"/>
                 <w:szCs w:val="40"/>
+                <w:lang w:val="en-IN" w:eastAsia="en-IN" w:bidi="ml-IN"/>
+              </w:rPr>
+              <w:t>A</w:t>
+            </w:r>
+            <w:r>
+              <w:rPr>
+                <w:rFonts w:ascii="BRH Malayalam Extra" w:eastAsia="Times New Roman" w:hAnsi="BRH Malayalam Extra" w:cs="BRH Malayalam Extra"/>
+                <w:color w:val="000000"/>
+                <w:sz w:val="32"/>
+                <w:szCs w:val="40"/>
+                <w:lang w:val="en-IN" w:eastAsia="en-IN" w:bidi="ml-IN"/>
+              </w:rPr>
+              <w:t>–</w:t>
+            </w:r>
+            <w:r>
+              <w:rPr>
+                <w:rFonts w:ascii="BRH Malayalam Extra" w:eastAsia="Times New Roman" w:hAnsi="BRH Malayalam Extra" w:cs="BRH Malayalam Extra"/>
+                <w:color w:val="000000"/>
+                <w:sz w:val="40"/>
+                <w:szCs w:val="40"/>
+                <w:lang w:val="en-IN" w:eastAsia="en-IN" w:bidi="ml-IN"/>
+              </w:rPr>
+              <w:t>Ç</w:t>
+            </w:r>
+            <w:r>
+              <w:rPr>
+                <w:rFonts w:ascii="BRH Malayalam Extra" w:eastAsia="Times New Roman" w:hAnsi="BRH Malayalam Extra" w:cs="BRH Malayalam Extra"/>
+                <w:color w:val="000000"/>
+                <w:sz w:val="32"/>
+                <w:szCs w:val="40"/>
+                <w:lang w:val="en-IN" w:eastAsia="en-IN" w:bidi="ml-IN"/>
+              </w:rPr>
+              <w:t>–</w:t>
+            </w:r>
+            <w:r>
+              <w:rPr>
+                <w:rFonts w:ascii="BRH Malayalam Extra" w:eastAsia="Times New Roman" w:hAnsi="BRH Malayalam Extra" w:cs="BRH Malayalam Extra"/>
+                <w:color w:val="000000"/>
+                <w:sz w:val="40"/>
+                <w:szCs w:val="40"/>
+                <w:lang w:val="en-IN" w:eastAsia="en-IN" w:bidi="ml-IN"/>
+              </w:rPr>
+              <w:t>k</w:t>
+            </w:r>
+            <w:r>
+              <w:rPr>
+                <w:rFonts w:ascii="BRH Malayalam Extra" w:eastAsia="Times New Roman" w:hAnsi="BRH Malayalam Extra" w:cs="BRH Malayalam Extra"/>
+                <w:color w:val="000000"/>
+                <w:sz w:val="32"/>
+                <w:szCs w:val="40"/>
+                <w:lang w:val="en-IN" w:eastAsia="en-IN" w:bidi="ml-IN"/>
+              </w:rPr>
+              <w:t>–</w:t>
+            </w:r>
+            <w:r>
+              <w:rPr>
+                <w:rFonts w:ascii="BRH Malayalam Extra" w:eastAsia="Times New Roman" w:hAnsi="BRH Malayalam Extra" w:cs="BRH Malayalam Extra"/>
+                <w:color w:val="000000"/>
+                <w:sz w:val="40"/>
+                <w:szCs w:val="40"/>
+                <w:lang w:val="en-IN" w:eastAsia="en-IN" w:bidi="ml-IN"/>
+              </w:rPr>
+              <w:t>ZJ öex</w:t>
+            </w:r>
+            <w:r>
+              <w:rPr>
+                <w:rFonts w:ascii="BRH Malayalam Extra" w:eastAsia="Times New Roman" w:hAnsi="BRH Malayalam Extra" w:cs="BRH Malayalam Extra"/>
+                <w:color w:val="000000"/>
+                <w:sz w:val="32"/>
+                <w:szCs w:val="40"/>
+                <w:lang w:val="en-IN" w:eastAsia="en-IN" w:bidi="ml-IN"/>
+              </w:rPr>
+              <w:t>–</w:t>
+            </w:r>
+            <w:r>
+              <w:rPr>
+                <w:rFonts w:ascii="BRH Malayalam Extra" w:eastAsia="Times New Roman" w:hAnsi="BRH Malayalam Extra" w:cs="BRH Malayalam Extra"/>
+                <w:color w:val="000000"/>
+                <w:sz w:val="40"/>
+                <w:szCs w:val="40"/>
+                <w:lang w:val="en-IN" w:eastAsia="en-IN" w:bidi="ml-IN"/>
+              </w:rPr>
+              <w:t xml:space="preserve">YxJ | </w:t>
+            </w:r>
+          </w:p>
+          <w:p>
+            <w:pPr>
+              <w:widowControl w:val="0"/>
+              <w:autoSpaceDE w:val="0"/>
+              <w:autoSpaceDN w:val="0"/>
+              <w:adjustRightInd w:val="0"/>
+              <w:spacing w:before="0" w:line="240" w:lineRule="auto"/>
+              <w:rPr>
+                <w:rFonts w:ascii="BRH Malayalam Extra" w:eastAsia="Times New Roman" w:hAnsi="BRH Malayalam Extra" w:cs="BRH Malayalam Extra"/>
+                <w:color w:val="000000"/>
+                <w:sz w:val="40"/>
+                <w:szCs w:val="40"/>
+                <w:lang w:val="it-IT" w:eastAsia="en-IN" w:bidi="ml-IN"/>
+              </w:rPr>
+            </w:pPr>
+            <w:r>
+              <w:rPr>
+                <w:rFonts w:ascii="BRH Malayalam Extra" w:eastAsia="Times New Roman" w:hAnsi="BRH Malayalam Extra" w:cs="BRH Malayalam Extra"/>
+                <w:color w:val="000000"/>
+                <w:sz w:val="40"/>
+                <w:szCs w:val="40"/>
+                <w:lang w:val="it-IT" w:eastAsia="en-IN" w:bidi="ml-IN"/>
+              </w:rPr>
+              <w:t>öex</w:t>
+            </w:r>
+            <w:r>
+              <w:rPr>
+                <w:rFonts w:ascii="BRH Malayalam Extra" w:eastAsia="Times New Roman" w:hAnsi="BRH Malayalam Extra" w:cs="BRH Malayalam Extra"/>
+                <w:color w:val="000000"/>
+                <w:sz w:val="32"/>
+                <w:szCs w:val="40"/>
+                <w:lang w:val="it-IT" w:eastAsia="en-IN" w:bidi="ml-IN"/>
+              </w:rPr>
+              <w:t>–</w:t>
+            </w:r>
+            <w:r>
+              <w:rPr>
+                <w:rFonts w:ascii="BRH Malayalam Extra" w:eastAsia="Times New Roman" w:hAnsi="BRH Malayalam Extra" w:cs="BRH Malayalam Extra"/>
+                <w:color w:val="000000"/>
+                <w:sz w:val="40"/>
+                <w:szCs w:val="40"/>
+                <w:lang w:val="it-IT" w:eastAsia="en-IN" w:bidi="ml-IN"/>
+              </w:rPr>
+              <w:t>Y</w:t>
+            </w:r>
+            <w:r>
+              <w:rPr>
+                <w:rFonts w:ascii="BRH Malayalam Extra" w:eastAsia="Times New Roman" w:hAnsi="BRH Malayalam Extra" w:cs="BRH Malayalam Extra"/>
+                <w:color w:val="000000"/>
+                <w:sz w:val="40"/>
+                <w:szCs w:val="40"/>
                 <w:highlight w:val="green"/>
-                <w:lang w:val="en-IN" w:eastAsia="en-IN" w:bidi="ml-IN"/>
-              </w:rPr>
-              <w:t>ö</w:t>
-            </w:r>
-            <w:r>
-              <w:rPr>
-                <w:rFonts w:ascii="BRH Malayalam Extra" w:eastAsia="Times New Roman" w:hAnsi="BRH Malayalam Extra" w:cs="BRH Malayalam Extra"/>
-                <w:color w:val="000000"/>
-                <w:sz w:val="40"/>
-                <w:szCs w:val="40"/>
-                <w:lang w:val="en-IN" w:eastAsia="en-IN" w:bidi="ml-IN"/>
-              </w:rPr>
-              <w:t>Mtx— M£</w:t>
-            </w:r>
-            <w:r>
-              <w:rPr>
-                <w:rFonts w:ascii="BRH Malayalam Extra" w:eastAsia="Times New Roman" w:hAnsi="BRH Malayalam Extra" w:cs="BRH Malayalam Extra"/>
-                <w:color w:val="000000"/>
-                <w:sz w:val="32"/>
-                <w:szCs w:val="40"/>
-                <w:lang w:val="en-IN" w:eastAsia="en-IN" w:bidi="ml-IN"/>
-              </w:rPr>
-              <w:t>–</w:t>
-            </w:r>
-            <w:r>
-              <w:rPr>
-                <w:rFonts w:ascii="BRH Malayalam Extra" w:eastAsia="Times New Roman" w:hAnsi="BRH Malayalam Extra" w:cs="BRH Malayalam Extra"/>
-                <w:color w:val="000000"/>
-                <w:sz w:val="40"/>
-                <w:szCs w:val="40"/>
-                <w:lang w:val="en-IN" w:eastAsia="en-IN" w:bidi="ml-IN"/>
-              </w:rPr>
-              <w:t xml:space="preserve">tõ¥Ç˜ | </w:t>
-            </w:r>
-          </w:p>
-          <w:p>
-            <w:pPr>
-              <w:widowControl w:val="0"/>
+                <w:lang w:val="it-IT" w:eastAsia="en-IN" w:bidi="ml-IN"/>
+              </w:rPr>
+              <w:t>x</w:t>
+            </w:r>
+            <w:r>
+              <w:rPr>
+                <w:rFonts w:ascii="BRH Malayalam Extra" w:eastAsia="Times New Roman" w:hAnsi="BRH Malayalam Extra" w:cs="BRH Malayalam Extra"/>
+                <w:color w:val="000000"/>
+                <w:sz w:val="40"/>
+                <w:szCs w:val="40"/>
+                <w:lang w:val="it-IT" w:eastAsia="en-IN" w:bidi="ml-IN"/>
+              </w:rPr>
+              <w:t xml:space="preserve"> jZ—J |</w:t>
+            </w:r>
+          </w:p>
+        </w:tc>
+      </w:tr>
+      <w:tr>
+        <w:trPr>
+          <w:trHeight w:val="983"/>
+        </w:trPr>
+        <w:tc>
+          <w:tcPr>
+            <w:tcW w:w="4048" w:type="dxa"/>
+          </w:tcPr>
+          <w:p>
+            <w:pPr>
+              <w:widowControl w:val="0"/>
+              <w:tabs>
+                <w:tab w:val="left" w:pos="993"/>
+              </w:tabs>
               <w:autoSpaceDE w:val="0"/>
               <w:autoSpaceDN w:val="0"/>
               <w:adjustRightInd w:val="0"/>
               <w:spacing w:before="0" w:line="240" w:lineRule="auto"/>
-              <w:rPr>
-                <w:rFonts w:ascii="BRH Malayalam Extra" w:eastAsia="Times New Roman" w:hAnsi="BRH Malayalam Extra" w:cs="BRH Malayalam Extra"/>
-                <w:color w:val="000000"/>
-                <w:sz w:val="40"/>
-                <w:szCs w:val="40"/>
-                <w:lang w:val="en-IN" w:eastAsia="en-IN" w:bidi="ml-IN"/>
-              </w:rPr>
-            </w:pPr>
-            <w:r>
-              <w:rPr>
-                <w:rFonts w:ascii="BRH Malayalam Extra" w:eastAsia="Times New Roman" w:hAnsi="BRH Malayalam Extra" w:cs="BRH Malayalam Extra"/>
-                <w:color w:val="000000"/>
-                <w:sz w:val="40"/>
-                <w:szCs w:val="40"/>
-                <w:lang w:val="en-IN" w:eastAsia="en-IN" w:bidi="ml-IN"/>
-              </w:rPr>
-              <w:t>M£</w:t>
-            </w:r>
-            <w:r>
-              <w:rPr>
-                <w:rFonts w:ascii="BRH Malayalam Extra" w:eastAsia="Times New Roman" w:hAnsi="BRH Malayalam Extra" w:cs="BRH Malayalam Extra"/>
-                <w:color w:val="000000"/>
-                <w:sz w:val="32"/>
-                <w:szCs w:val="40"/>
-                <w:lang w:val="en-IN" w:eastAsia="en-IN" w:bidi="ml-IN"/>
-              </w:rPr>
-              <w:t>–</w:t>
-            </w:r>
-            <w:r>
-              <w:rPr>
-                <w:rFonts w:ascii="BRH Malayalam Extra" w:eastAsia="Times New Roman" w:hAnsi="BRH Malayalam Extra" w:cs="BRH Malayalam Extra"/>
-                <w:color w:val="000000"/>
-                <w:sz w:val="40"/>
-                <w:szCs w:val="40"/>
-                <w:lang w:val="en-IN" w:eastAsia="en-IN" w:bidi="ml-IN"/>
-              </w:rPr>
-              <w:t>tõ¥Ç„öM˜I |</w:t>
+              <w:ind w:right="297"/>
+              <w:rPr>
+                <w:rFonts w:cs="Arial"/>
+                <w:b/>
+                <w:sz w:val="28"/>
+                <w:szCs w:val="32"/>
+              </w:rPr>
+            </w:pPr>
+            <w:r>
+              <w:rPr>
+                <w:rFonts w:cs="Arial"/>
+                <w:b/>
+                <w:sz w:val="28"/>
+                <w:szCs w:val="32"/>
+              </w:rPr>
+              <w:lastRenderedPageBreak/>
+              <w:t>T.S.6.4.</w:t>
+            </w:r>
+            <w:r>
+              <w:rPr>
+                <w:rFonts w:cs="Arial"/>
+                <w:b/>
+                <w:sz w:val="28"/>
+                <w:szCs w:val="32"/>
+              </w:rPr>
+              <w:t>10.1</w:t>
+            </w:r>
+            <w:r>
+              <w:rPr>
+                <w:rFonts w:cs="Arial"/>
+                <w:b/>
+                <w:sz w:val="28"/>
+                <w:szCs w:val="32"/>
+              </w:rPr>
+              <w:t xml:space="preserve"> – Kramam</w:t>
+            </w:r>
+          </w:p>
+          <w:p>
+            <w:pPr>
+              <w:widowControl w:val="0"/>
+              <w:tabs>
+                <w:tab w:val="left" w:pos="993"/>
+              </w:tabs>
+              <w:autoSpaceDE w:val="0"/>
+              <w:autoSpaceDN w:val="0"/>
+              <w:adjustRightInd w:val="0"/>
+              <w:spacing w:before="0" w:line="240" w:lineRule="auto"/>
+              <w:ind w:right="297"/>
+              <w:rPr>
+                <w:rFonts w:cs="Arial"/>
+                <w:b/>
+                <w:sz w:val="28"/>
+                <w:szCs w:val="32"/>
+                <w:lang w:val="it-IT"/>
+              </w:rPr>
+            </w:pPr>
+            <w:r>
+              <w:rPr>
+                <w:rFonts w:cs="Arial"/>
+                <w:b/>
+                <w:sz w:val="28"/>
+                <w:szCs w:val="32"/>
+                <w:lang w:val="it-IT"/>
+              </w:rPr>
+              <w:t>Krama Vaakyam No.–</w:t>
+            </w:r>
+            <w:r>
+              <w:rPr>
+                <w:rFonts w:cs="Arial"/>
+                <w:b/>
+                <w:sz w:val="28"/>
+                <w:szCs w:val="32"/>
+                <w:lang w:val="it-IT"/>
+              </w:rPr>
+              <w:t>34</w:t>
+            </w:r>
+          </w:p>
+          <w:p>
+            <w:pPr>
+              <w:widowControl w:val="0"/>
+              <w:autoSpaceDE w:val="0"/>
+              <w:autoSpaceDN w:val="0"/>
+              <w:adjustRightInd w:val="0"/>
+              <w:spacing w:before="0" w:line="240" w:lineRule="auto"/>
+              <w:jc w:val="both"/>
+              <w:rPr>
+                <w:rFonts w:cs="Arial"/>
+                <w:b/>
+                <w:sz w:val="28"/>
+                <w:szCs w:val="32"/>
+                <w:lang w:val="it-IT"/>
+              </w:rPr>
+            </w:pPr>
+            <w:r>
+              <w:rPr>
+                <w:rFonts w:cs="Arial"/>
+                <w:b/>
+                <w:sz w:val="28"/>
+                <w:szCs w:val="32"/>
+                <w:lang w:val="it-IT"/>
+              </w:rPr>
+              <w:t>Panchaati No</w:t>
+            </w:r>
+            <w:r>
+              <w:rPr>
+                <w:rFonts w:cs="Arial"/>
+                <w:b/>
+                <w:szCs w:val="32"/>
+                <w:lang w:val="it-IT"/>
+              </w:rPr>
+              <w:t xml:space="preserve">. – </w:t>
+            </w:r>
+            <w:r>
+              <w:rPr>
+                <w:rFonts w:cs="Arial"/>
+                <w:b/>
+                <w:sz w:val="28"/>
+                <w:szCs w:val="32"/>
+                <w:lang w:val="it-IT"/>
+              </w:rPr>
+              <w:t>4</w:t>
+            </w:r>
+            <w:r>
+              <w:rPr>
+                <w:rFonts w:cs="Arial"/>
+                <w:b/>
+                <w:sz w:val="28"/>
+                <w:szCs w:val="32"/>
+                <w:lang w:val="it-IT"/>
+              </w:rPr>
+              <w:t>2</w:t>
+            </w:r>
+          </w:p>
+        </w:tc>
+        <w:tc>
+          <w:tcPr>
+            <w:tcW w:w="4738" w:type="dxa"/>
+          </w:tcPr>
+          <w:p>
+            <w:pPr>
+              <w:widowControl w:val="0"/>
+              <w:autoSpaceDE w:val="0"/>
+              <w:autoSpaceDN w:val="0"/>
+              <w:adjustRightInd w:val="0"/>
+              <w:spacing w:before="0" w:line="240" w:lineRule="auto"/>
+              <w:rPr>
+                <w:rFonts w:ascii="BRH Malayalam Extra" w:eastAsia="Times New Roman" w:hAnsi="BRH Malayalam Extra" w:cs="BRH Malayalam Extra"/>
+                <w:color w:val="000000"/>
+                <w:sz w:val="40"/>
+                <w:szCs w:val="40"/>
+                <w:highlight w:val="yellow"/>
+                <w:lang w:val="en-IN" w:eastAsia="en-IN" w:bidi="ml-IN"/>
+              </w:rPr>
+            </w:pPr>
+            <w:r>
+              <w:rPr>
+                <w:rFonts w:ascii="BRH Malayalam Extra" w:eastAsia="Times New Roman" w:hAnsi="BRH Malayalam Extra" w:cs="BRH Malayalam Extra"/>
+                <w:color w:val="000000"/>
+                <w:sz w:val="40"/>
+                <w:szCs w:val="40"/>
+                <w:lang w:val="it-IT" w:eastAsia="en-IN" w:bidi="ml-IN"/>
+              </w:rPr>
+              <w:t>G</w:t>
+            </w:r>
+            <w:r>
+              <w:rPr>
+                <w:rFonts w:ascii="BRH Malayalam Extra" w:eastAsia="Times New Roman" w:hAnsi="BRH Malayalam Extra" w:cs="BRH Malayalam Extra"/>
+                <w:color w:val="000000"/>
+                <w:sz w:val="32"/>
+                <w:szCs w:val="40"/>
+                <w:lang w:val="it-IT" w:eastAsia="en-IN" w:bidi="ml-IN"/>
+              </w:rPr>
+              <w:t>–</w:t>
+            </w:r>
+            <w:r>
+              <w:rPr>
+                <w:rFonts w:ascii="BRH Malayalam Extra" w:eastAsia="Times New Roman" w:hAnsi="BRH Malayalam Extra" w:cs="BRH Malayalam Extra"/>
+                <w:color w:val="000000"/>
+                <w:sz w:val="40"/>
+                <w:szCs w:val="40"/>
+                <w:lang w:val="it-IT" w:eastAsia="en-IN" w:bidi="ml-IN"/>
+              </w:rPr>
+              <w:t xml:space="preserve">p </w:t>
+            </w:r>
+            <w:r>
+              <w:rPr>
+                <w:rFonts w:ascii="BRH Malayalam Extra" w:eastAsia="Times New Roman" w:hAnsi="BRH Malayalam Extra" w:cs="BRH Malayalam Extra"/>
+                <w:color w:val="000000"/>
+                <w:sz w:val="40"/>
+                <w:szCs w:val="40"/>
+                <w:highlight w:val="yellow"/>
+                <w:lang w:val="it-IT" w:eastAsia="en-IN" w:bidi="ml-IN"/>
+              </w:rPr>
+              <w:t>d¦</w:t>
+            </w:r>
+            <w:r>
+              <w:rPr>
+                <w:rFonts w:ascii="BRH Malayalam Extra" w:eastAsia="Times New Roman" w:hAnsi="BRH Malayalam Extra" w:cs="BRH Malayalam Extra"/>
+                <w:color w:val="000000"/>
+                <w:sz w:val="40"/>
+                <w:szCs w:val="40"/>
+                <w:lang w:val="it-IT" w:eastAsia="en-IN" w:bidi="ml-IN"/>
+              </w:rPr>
+              <w:t xml:space="preserve"> | dx</w:t>
+            </w:r>
+            <w:r>
+              <w:rPr>
+                <w:rFonts w:ascii="BRH Malayalam Extra" w:eastAsia="Times New Roman" w:hAnsi="BRH Malayalam Extra" w:cs="BRH Malayalam Extra"/>
+                <w:color w:val="000000"/>
+                <w:sz w:val="32"/>
+                <w:szCs w:val="40"/>
+                <w:lang w:val="it-IT" w:eastAsia="en-IN" w:bidi="ml-IN"/>
+              </w:rPr>
+              <w:t>–</w:t>
+            </w:r>
+            <w:r>
+              <w:rPr>
+                <w:rFonts w:ascii="BRH Malayalam Extra" w:eastAsia="Times New Roman" w:hAnsi="BRH Malayalam Extra" w:cs="BRH Malayalam Extra"/>
+                <w:color w:val="000000"/>
+                <w:sz w:val="40"/>
+                <w:szCs w:val="40"/>
+                <w:lang w:val="it-IT" w:eastAsia="en-IN" w:bidi="ml-IN"/>
+              </w:rPr>
+              <w:t>pöZ— |</w:t>
+            </w:r>
+          </w:p>
+        </w:tc>
+        <w:tc>
+          <w:tcPr>
+            <w:tcW w:w="5220" w:type="dxa"/>
+          </w:tcPr>
+          <w:p>
+            <w:pPr>
+              <w:spacing w:before="0" w:line="240" w:lineRule="auto"/>
+              <w:rPr>
+                <w:rFonts w:ascii="BRH Malayalam Extra" w:eastAsia="Times New Roman" w:hAnsi="BRH Malayalam Extra" w:cs="BRH Malayalam Extra"/>
+                <w:color w:val="000000"/>
+                <w:sz w:val="40"/>
+                <w:szCs w:val="40"/>
+                <w:highlight w:val="green"/>
+                <w:lang w:val="en-IN" w:eastAsia="en-IN" w:bidi="ml-IN"/>
+              </w:rPr>
+            </w:pPr>
+            <w:r>
+              <w:rPr>
+                <w:rFonts w:ascii="BRH Malayalam Extra" w:eastAsia="Times New Roman" w:hAnsi="BRH Malayalam Extra" w:cs="BRH Malayalam Extra"/>
+                <w:color w:val="000000"/>
+                <w:sz w:val="40"/>
+                <w:szCs w:val="40"/>
+                <w:lang w:val="it-IT" w:eastAsia="en-IN" w:bidi="ml-IN"/>
+              </w:rPr>
+              <w:t>G</w:t>
+            </w:r>
+            <w:r>
+              <w:rPr>
+                <w:rFonts w:ascii="BRH Malayalam Extra" w:eastAsia="Times New Roman" w:hAnsi="BRH Malayalam Extra" w:cs="BRH Malayalam Extra"/>
+                <w:color w:val="000000"/>
+                <w:sz w:val="32"/>
+                <w:szCs w:val="40"/>
+                <w:lang w:val="it-IT" w:eastAsia="en-IN" w:bidi="ml-IN"/>
+              </w:rPr>
+              <w:t>–</w:t>
+            </w:r>
+            <w:r>
+              <w:rPr>
+                <w:rFonts w:ascii="BRH Malayalam Extra" w:eastAsia="Times New Roman" w:hAnsi="BRH Malayalam Extra" w:cs="BRH Malayalam Extra"/>
+                <w:color w:val="000000"/>
+                <w:sz w:val="40"/>
+                <w:szCs w:val="40"/>
+                <w:lang w:val="it-IT" w:eastAsia="en-IN" w:bidi="ml-IN"/>
+              </w:rPr>
+              <w:t xml:space="preserve">p </w:t>
+            </w:r>
+            <w:r>
+              <w:rPr>
+                <w:rFonts w:ascii="BRH Malayalam Extra" w:eastAsia="Times New Roman" w:hAnsi="BRH Malayalam Extra" w:cs="BRH Malayalam Extra"/>
+                <w:color w:val="000000"/>
+                <w:sz w:val="40"/>
+                <w:szCs w:val="40"/>
+                <w:highlight w:val="green"/>
+                <w:lang w:val="it-IT" w:eastAsia="en-IN" w:bidi="ml-IN"/>
+              </w:rPr>
+              <w:t>d¦</w:t>
+            </w:r>
+            <w:r>
+              <w:rPr>
+                <w:rFonts w:ascii="BRH Malayalam Extra" w:eastAsia="Times New Roman" w:hAnsi="BRH Malayalam Extra" w:cs="BRH Malayalam Extra"/>
+                <w:color w:val="000000"/>
+                <w:sz w:val="40"/>
+                <w:szCs w:val="40"/>
+                <w:lang w:val="it-IT" w:eastAsia="en-IN" w:bidi="ml-IN"/>
+              </w:rPr>
+              <w:t>˜ | dx</w:t>
+            </w:r>
+            <w:r>
+              <w:rPr>
+                <w:rFonts w:ascii="BRH Malayalam Extra" w:eastAsia="Times New Roman" w:hAnsi="BRH Malayalam Extra" w:cs="BRH Malayalam Extra"/>
+                <w:color w:val="000000"/>
+                <w:sz w:val="32"/>
+                <w:szCs w:val="40"/>
+                <w:lang w:val="it-IT" w:eastAsia="en-IN" w:bidi="ml-IN"/>
+              </w:rPr>
+              <w:t>–</w:t>
+            </w:r>
+            <w:r>
+              <w:rPr>
+                <w:rFonts w:ascii="BRH Malayalam Extra" w:eastAsia="Times New Roman" w:hAnsi="BRH Malayalam Extra" w:cs="BRH Malayalam Extra"/>
+                <w:color w:val="000000"/>
+                <w:sz w:val="40"/>
+                <w:szCs w:val="40"/>
+                <w:lang w:val="it-IT" w:eastAsia="en-IN" w:bidi="ml-IN"/>
+              </w:rPr>
+              <w:t>pöZ— |</w:t>
             </w:r>
           </w:p>
         </w:tc>
@@ -2268,7 +2733,362 @@
                 <w:sz w:val="28"/>
                 <w:szCs w:val="32"/>
               </w:rPr>
-              <w:lastRenderedPageBreak/>
+              <w:t>T.S.6.4.</w:t>
+            </w:r>
+            <w:r>
+              <w:rPr>
+                <w:rFonts w:cs="Arial"/>
+                <w:b/>
+                <w:sz w:val="28"/>
+                <w:szCs w:val="32"/>
+              </w:rPr>
+              <w:t>11.1</w:t>
+            </w:r>
+            <w:r>
+              <w:rPr>
+                <w:rFonts w:cs="Arial"/>
+                <w:b/>
+                <w:sz w:val="28"/>
+                <w:szCs w:val="32"/>
+              </w:rPr>
+              <w:t xml:space="preserve"> – Kramam</w:t>
+            </w:r>
+          </w:p>
+          <w:p>
+            <w:pPr>
+              <w:widowControl w:val="0"/>
+              <w:tabs>
+                <w:tab w:val="left" w:pos="993"/>
+              </w:tabs>
+              <w:autoSpaceDE w:val="0"/>
+              <w:autoSpaceDN w:val="0"/>
+              <w:adjustRightInd w:val="0"/>
+              <w:spacing w:before="0" w:line="240" w:lineRule="auto"/>
+              <w:ind w:right="297"/>
+              <w:rPr>
+                <w:rFonts w:cs="Arial"/>
+                <w:b/>
+                <w:sz w:val="28"/>
+                <w:szCs w:val="32"/>
+                <w:lang w:val="en-IN"/>
+              </w:rPr>
+            </w:pPr>
+            <w:r>
+              <w:rPr>
+                <w:rFonts w:cs="Arial"/>
+                <w:b/>
+                <w:sz w:val="28"/>
+                <w:szCs w:val="32"/>
+                <w:lang w:val="en-IN"/>
+              </w:rPr>
+              <w:t>Krama Vaakyam No.–</w:t>
+            </w:r>
+            <w:r>
+              <w:rPr>
+                <w:rFonts w:cs="Arial"/>
+                <w:b/>
+                <w:sz w:val="28"/>
+                <w:szCs w:val="32"/>
+                <w:lang w:val="en-IN"/>
+              </w:rPr>
+              <w:t xml:space="preserve"> 28</w:t>
+            </w:r>
+          </w:p>
+          <w:p>
+            <w:pPr>
+              <w:widowControl w:val="0"/>
+              <w:tabs>
+                <w:tab w:val="left" w:pos="993"/>
+              </w:tabs>
+              <w:autoSpaceDE w:val="0"/>
+              <w:autoSpaceDN w:val="0"/>
+              <w:adjustRightInd w:val="0"/>
+              <w:spacing w:before="0" w:line="240" w:lineRule="auto"/>
+              <w:ind w:right="297"/>
+              <w:rPr>
+                <w:rFonts w:cs="Arial"/>
+                <w:b/>
+                <w:sz w:val="28"/>
+                <w:szCs w:val="32"/>
+              </w:rPr>
+            </w:pPr>
+            <w:r>
+              <w:rPr>
+                <w:rFonts w:cs="Arial"/>
+                <w:b/>
+                <w:sz w:val="28"/>
+                <w:szCs w:val="32"/>
+                <w:lang w:val="it-IT"/>
+              </w:rPr>
+              <w:t>Panchaati No</w:t>
+            </w:r>
+            <w:r>
+              <w:rPr>
+                <w:rFonts w:cs="Arial"/>
+                <w:b/>
+                <w:szCs w:val="32"/>
+                <w:lang w:val="it-IT"/>
+              </w:rPr>
+              <w:t>. –</w:t>
+            </w:r>
+            <w:r>
+              <w:rPr>
+                <w:rFonts w:cs="Arial"/>
+                <w:b/>
+                <w:sz w:val="28"/>
+                <w:szCs w:val="28"/>
+                <w:lang w:val="it-IT"/>
+              </w:rPr>
+              <w:t xml:space="preserve"> 48</w:t>
+            </w:r>
+          </w:p>
+        </w:tc>
+        <w:tc>
+          <w:tcPr>
+            <w:tcW w:w="4738" w:type="dxa"/>
+          </w:tcPr>
+          <w:p>
+            <w:pPr>
+              <w:widowControl w:val="0"/>
+              <w:autoSpaceDE w:val="0"/>
+              <w:autoSpaceDN w:val="0"/>
+              <w:adjustRightInd w:val="0"/>
+              <w:spacing w:before="0" w:line="240" w:lineRule="auto"/>
+              <w:rPr>
+                <w:rFonts w:ascii="BRH Malayalam Extra" w:eastAsia="Times New Roman" w:hAnsi="BRH Malayalam Extra" w:cs="BRH Malayalam Extra"/>
+                <w:color w:val="000000"/>
+                <w:sz w:val="40"/>
+                <w:szCs w:val="40"/>
+                <w:lang w:val="en-IN" w:eastAsia="en-IN" w:bidi="ml-IN"/>
+              </w:rPr>
+            </w:pPr>
+            <w:r>
+              <w:rPr>
+                <w:rFonts w:ascii="BRH Malayalam Extra" w:eastAsia="Times New Roman" w:hAnsi="BRH Malayalam Extra" w:cs="BRH Malayalam Extra"/>
+                <w:color w:val="000000"/>
+                <w:sz w:val="40"/>
+                <w:szCs w:val="40"/>
+                <w:highlight w:val="yellow"/>
+                <w:lang w:val="en-IN" w:eastAsia="en-IN" w:bidi="ml-IN"/>
+              </w:rPr>
+              <w:t>M£</w:t>
+            </w:r>
+            <w:r>
+              <w:rPr>
+                <w:rFonts w:ascii="BRH Malayalam Extra" w:eastAsia="Times New Roman" w:hAnsi="BRH Malayalam Extra" w:cs="BRH Malayalam Extra"/>
+                <w:color w:val="000000"/>
+                <w:sz w:val="40"/>
+                <w:szCs w:val="40"/>
+                <w:lang w:val="en-IN" w:eastAsia="en-IN" w:bidi="ml-IN"/>
+              </w:rPr>
+              <w:t>tx— M£</w:t>
+            </w:r>
+            <w:r>
+              <w:rPr>
+                <w:rFonts w:ascii="BRH Malayalam Extra" w:eastAsia="Times New Roman" w:hAnsi="BRH Malayalam Extra" w:cs="BRH Malayalam Extra"/>
+                <w:color w:val="000000"/>
+                <w:sz w:val="32"/>
+                <w:szCs w:val="40"/>
+                <w:lang w:val="en-IN" w:eastAsia="en-IN" w:bidi="ml-IN"/>
+              </w:rPr>
+              <w:t>–</w:t>
+            </w:r>
+            <w:r>
+              <w:rPr>
+                <w:rFonts w:ascii="BRH Malayalam Extra" w:eastAsia="Times New Roman" w:hAnsi="BRH Malayalam Extra" w:cs="BRH Malayalam Extra"/>
+                <w:color w:val="000000"/>
+                <w:sz w:val="40"/>
+                <w:szCs w:val="40"/>
+                <w:lang w:val="en-IN" w:eastAsia="en-IN" w:bidi="ml-IN"/>
+              </w:rPr>
+              <w:t xml:space="preserve">tõ¥Ç˜ | </w:t>
+            </w:r>
+          </w:p>
+          <w:p>
+            <w:pPr>
+              <w:widowControl w:val="0"/>
+              <w:autoSpaceDE w:val="0"/>
+              <w:autoSpaceDN w:val="0"/>
+              <w:adjustRightInd w:val="0"/>
+              <w:spacing w:before="0" w:line="240" w:lineRule="auto"/>
+              <w:rPr>
+                <w:rFonts w:ascii="BRH Malayalam Extra" w:eastAsia="Times New Roman" w:hAnsi="BRH Malayalam Extra" w:cs="BRH Malayalam Extra"/>
+                <w:color w:val="000000"/>
+                <w:sz w:val="40"/>
+                <w:szCs w:val="40"/>
+                <w:lang w:val="en-IN" w:eastAsia="en-IN" w:bidi="ml-IN"/>
+              </w:rPr>
+            </w:pPr>
+            <w:r>
+              <w:rPr>
+                <w:rFonts w:ascii="BRH Malayalam Extra" w:eastAsia="Times New Roman" w:hAnsi="BRH Malayalam Extra" w:cs="BRH Malayalam Extra"/>
+                <w:color w:val="000000"/>
+                <w:sz w:val="40"/>
+                <w:szCs w:val="40"/>
+                <w:lang w:val="en-IN" w:eastAsia="en-IN" w:bidi="ml-IN"/>
+              </w:rPr>
+              <w:t>M£</w:t>
+            </w:r>
+            <w:r>
+              <w:rPr>
+                <w:rFonts w:ascii="BRH Malayalam Extra" w:eastAsia="Times New Roman" w:hAnsi="BRH Malayalam Extra" w:cs="BRH Malayalam Extra"/>
+                <w:color w:val="000000"/>
+                <w:sz w:val="32"/>
+                <w:szCs w:val="40"/>
+                <w:lang w:val="en-IN" w:eastAsia="en-IN" w:bidi="ml-IN"/>
+              </w:rPr>
+              <w:t>–</w:t>
+            </w:r>
+            <w:r>
+              <w:rPr>
+                <w:rFonts w:ascii="BRH Malayalam Extra" w:eastAsia="Times New Roman" w:hAnsi="BRH Malayalam Extra" w:cs="BRH Malayalam Extra"/>
+                <w:color w:val="000000"/>
+                <w:sz w:val="40"/>
+                <w:szCs w:val="40"/>
+                <w:lang w:val="en-IN" w:eastAsia="en-IN" w:bidi="ml-IN"/>
+              </w:rPr>
+              <w:t>tõ¥Ç„öM˜I |</w:t>
+            </w:r>
+          </w:p>
+        </w:tc>
+        <w:tc>
+          <w:tcPr>
+            <w:tcW w:w="5220" w:type="dxa"/>
+          </w:tcPr>
+          <w:p>
+            <w:pPr>
+              <w:spacing w:before="0" w:line="240" w:lineRule="auto"/>
+              <w:rPr>
+                <w:rFonts w:ascii="BRH Malayalam Extra" w:eastAsia="Times New Roman" w:hAnsi="BRH Malayalam Extra" w:cs="BRH Malayalam Extra"/>
+                <w:color w:val="000000"/>
+                <w:sz w:val="40"/>
+                <w:szCs w:val="40"/>
+                <w:lang w:val="en-IN" w:eastAsia="en-IN" w:bidi="ml-IN"/>
+              </w:rPr>
+            </w:pPr>
+            <w:r>
+              <w:rPr>
+                <w:rFonts w:ascii="BRH Malayalam Extra" w:eastAsia="Times New Roman" w:hAnsi="BRH Malayalam Extra" w:cs="BRH Malayalam Extra"/>
+                <w:color w:val="000000"/>
+                <w:sz w:val="40"/>
+                <w:szCs w:val="40"/>
+                <w:highlight w:val="green"/>
+                <w:lang w:val="en-IN" w:eastAsia="en-IN" w:bidi="ml-IN"/>
+              </w:rPr>
+              <w:t>ö</w:t>
+            </w:r>
+            <w:r>
+              <w:rPr>
+                <w:rFonts w:ascii="BRH Malayalam Extra" w:eastAsia="Times New Roman" w:hAnsi="BRH Malayalam Extra" w:cs="BRH Malayalam Extra"/>
+                <w:color w:val="000000"/>
+                <w:sz w:val="40"/>
+                <w:szCs w:val="40"/>
+                <w:lang w:val="en-IN" w:eastAsia="en-IN" w:bidi="ml-IN"/>
+              </w:rPr>
+              <w:t>Mtx— M£</w:t>
+            </w:r>
+            <w:r>
+              <w:rPr>
+                <w:rFonts w:ascii="BRH Malayalam Extra" w:eastAsia="Times New Roman" w:hAnsi="BRH Malayalam Extra" w:cs="BRH Malayalam Extra"/>
+                <w:color w:val="000000"/>
+                <w:sz w:val="32"/>
+                <w:szCs w:val="40"/>
+                <w:lang w:val="en-IN" w:eastAsia="en-IN" w:bidi="ml-IN"/>
+              </w:rPr>
+              <w:t>–</w:t>
+            </w:r>
+            <w:r>
+              <w:rPr>
+                <w:rFonts w:ascii="BRH Malayalam Extra" w:eastAsia="Times New Roman" w:hAnsi="BRH Malayalam Extra" w:cs="BRH Malayalam Extra"/>
+                <w:color w:val="000000"/>
+                <w:sz w:val="40"/>
+                <w:szCs w:val="40"/>
+                <w:lang w:val="en-IN" w:eastAsia="en-IN" w:bidi="ml-IN"/>
+              </w:rPr>
+              <w:t xml:space="preserve">tõ¥Ç˜ | </w:t>
+            </w:r>
+          </w:p>
+          <w:p>
+            <w:pPr>
+              <w:widowControl w:val="0"/>
+              <w:autoSpaceDE w:val="0"/>
+              <w:autoSpaceDN w:val="0"/>
+              <w:adjustRightInd w:val="0"/>
+              <w:spacing w:before="0" w:line="240" w:lineRule="auto"/>
+              <w:rPr>
+                <w:rFonts w:ascii="BRH Malayalam Extra" w:eastAsia="Times New Roman" w:hAnsi="BRH Malayalam Extra" w:cs="BRH Malayalam Extra"/>
+                <w:color w:val="000000"/>
+                <w:sz w:val="40"/>
+                <w:szCs w:val="40"/>
+                <w:lang w:val="en-IN" w:eastAsia="en-IN" w:bidi="ml-IN"/>
+              </w:rPr>
+            </w:pPr>
+            <w:r>
+              <w:rPr>
+                <w:rFonts w:ascii="BRH Malayalam Extra" w:eastAsia="Times New Roman" w:hAnsi="BRH Malayalam Extra" w:cs="BRH Malayalam Extra"/>
+                <w:color w:val="000000"/>
+                <w:sz w:val="40"/>
+                <w:szCs w:val="40"/>
+                <w:lang w:val="en-IN" w:eastAsia="en-IN" w:bidi="ml-IN"/>
+              </w:rPr>
+              <w:t>M£</w:t>
+            </w:r>
+            <w:r>
+              <w:rPr>
+                <w:rFonts w:ascii="BRH Malayalam Extra" w:eastAsia="Times New Roman" w:hAnsi="BRH Malayalam Extra" w:cs="BRH Malayalam Extra"/>
+                <w:color w:val="000000"/>
+                <w:sz w:val="32"/>
+                <w:szCs w:val="40"/>
+                <w:lang w:val="en-IN" w:eastAsia="en-IN" w:bidi="ml-IN"/>
+              </w:rPr>
+              <w:t>–</w:t>
+            </w:r>
+            <w:r>
+              <w:rPr>
+                <w:rFonts w:ascii="BRH Malayalam Extra" w:eastAsia="Times New Roman" w:hAnsi="BRH Malayalam Extra" w:cs="BRH Malayalam Extra"/>
+                <w:color w:val="000000"/>
+                <w:sz w:val="40"/>
+                <w:szCs w:val="40"/>
+                <w:lang w:val="en-IN" w:eastAsia="en-IN" w:bidi="ml-IN"/>
+              </w:rPr>
+              <w:t>tõ¥Ç„öM˜I |</w:t>
+            </w:r>
+          </w:p>
+        </w:tc>
+      </w:tr>
+      <w:tr>
+        <w:trPr>
+          <w:trHeight w:val="1359"/>
+        </w:trPr>
+        <w:tc>
+          <w:tcPr>
+            <w:tcW w:w="4048" w:type="dxa"/>
+          </w:tcPr>
+          <w:p>
+            <w:pPr>
+              <w:widowControl w:val="0"/>
+              <w:tabs>
+                <w:tab w:val="left" w:pos="993"/>
+              </w:tabs>
+              <w:autoSpaceDE w:val="0"/>
+              <w:autoSpaceDN w:val="0"/>
+              <w:adjustRightInd w:val="0"/>
+              <w:spacing w:before="0" w:line="240" w:lineRule="auto"/>
+              <w:ind w:right="297"/>
+              <w:rPr>
+                <w:rFonts w:cs="Arial"/>
+                <w:b/>
+                <w:sz w:val="28"/>
+                <w:szCs w:val="32"/>
+              </w:rPr>
+            </w:pPr>
+            <w:r>
+              <w:rPr>
+                <w:rFonts w:cs="Arial"/>
+                <w:b/>
+                <w:sz w:val="28"/>
+                <w:szCs w:val="32"/>
+              </w:rPr>
               <w:t>T.S.6.4.</w:t>
             </w:r>
             <w:r>
@@ -3323,6 +4143,7 @@
           <w:szCs w:val="32"/>
           <w:u w:val="single"/>
         </w:rPr>
+        <w:lastRenderedPageBreak/>
         <w:t xml:space="preserve">TS </w:t>
       </w:r>
       <w:r>
@@ -3601,7 +4422,6 @@
                 <w:sz w:val="28"/>
                 <w:szCs w:val="32"/>
               </w:rPr>
-              <w:lastRenderedPageBreak/>
               <w:t>T.S.</w:t>
             </w:r>
             <w:r>
@@ -5587,6 +6407,7 @@
                 <w:sz w:val="28"/>
                 <w:szCs w:val="32"/>
               </w:rPr>
+              <w:lastRenderedPageBreak/>
               <w:t>T.S.6.4.2.6 – Kramam</w:t>
             </w:r>
           </w:p>
@@ -5894,7 +6715,6 @@
                 <w:sz w:val="28"/>
                 <w:szCs w:val="32"/>
               </w:rPr>
-              <w:lastRenderedPageBreak/>
               <w:t>T.S.6.4.3.4 – Kramam</w:t>
             </w:r>
           </w:p>
@@ -7970,6 +8790,7 @@
                 <w:sz w:val="28"/>
                 <w:szCs w:val="32"/>
               </w:rPr>
+              <w:lastRenderedPageBreak/>
               <w:t>T.S.6.4.8.3 – Kramam</w:t>
             </w:r>
           </w:p>
@@ -8349,7 +9170,6 @@
                 <w:sz w:val="28"/>
                 <w:szCs w:val="32"/>
               </w:rPr>
-              <w:lastRenderedPageBreak/>
               <w:t>T.S.6.4.8.3 – Kramam</w:t>
             </w:r>
           </w:p>
@@ -10345,16 +11165,7 @@
           <w:bCs/>
           <w:sz w:val="32"/>
         </w:rPr>
-        <w:t xml:space="preserve">replaced </w:t>
-      </w:r>
-      <w:proofErr w:type="gramStart"/>
-      <w:r>
-        <w:rPr>
-          <w:b/>
-          <w:bCs/>
-          <w:sz w:val="32"/>
-        </w:rPr>
-        <w:t>with</w:t>
+        <w:t>replaced with</w:t>
       </w:r>
       <w:r>
         <w:rPr>
@@ -10376,7 +11187,6 @@
         </w:rPr>
         <w:t>"</w:t>
       </w:r>
-      <w:proofErr w:type="gramEnd"/>
       <w:r>
         <w:rPr>
           <w:rFonts w:ascii="BRH Malayalam" w:hAnsi="BRH Malayalam" w:cs="BRH Malayalam"/>
@@ -10388,7 +11198,6 @@
         </w:rPr>
         <w:t>q§T</w:t>
       </w:r>
-      <w:proofErr w:type="gramStart"/>
       <w:r>
         <w:rPr>
           <w:rFonts w:ascii="BRH Malayalam" w:hAnsi="BRH Malayalam" w:cs="BRH Malayalam"/>
@@ -10405,16 +11214,7 @@
           <w:bCs/>
           <w:sz w:val="32"/>
         </w:rPr>
-        <w:t>wherever</w:t>
-      </w:r>
-      <w:proofErr w:type="gramEnd"/>
-      <w:r>
-        <w:rPr>
-          <w:b/>
-          <w:bCs/>
-          <w:sz w:val="32"/>
-        </w:rPr>
-        <w:t xml:space="preserve"> applicable</w:t>
+        <w:t>wherever applicable</w:t>
       </w:r>
     </w:p>
     <w:p>
@@ -10436,6 +11236,7 @@
           <w:szCs w:val="32"/>
           <w:u w:val="single"/>
         </w:rPr>
+        <w:lastRenderedPageBreak/>
         <w:t>===========</w:t>
       </w:r>
     </w:p>
@@ -10636,7 +11437,6 @@
                 <w:sz w:val="32"/>
                 <w:szCs w:val="32"/>
               </w:rPr>
-              <w:lastRenderedPageBreak/>
               <w:t>Section, Paragraph</w:t>
             </w:r>
           </w:p>

--- a/TS-Kramam/TS-6.4/TS 6.4 Malayalam Krama Paatam Corrections.docx
+++ b/TS-Kramam/TS-6.4/TS 6.4 Malayalam Krama Paatam Corrections.docx
@@ -89,10 +89,49 @@
           <w:bCs/>
           <w:sz w:val="32"/>
           <w:szCs w:val="32"/>
-          <w:highlight w:val="red"/>
           <w:u w:val="single"/>
         </w:rPr>
-        <w:t>????</w:t>
+        <w:t>3</w:t>
+      </w:r>
+      <w:r>
+        <w:rPr>
+          <w:b/>
+          <w:bCs/>
+          <w:sz w:val="32"/>
+          <w:szCs w:val="32"/>
+          <w:u w:val="single"/>
+        </w:rPr>
+        <w:t>1st</w:t>
+      </w:r>
+      <w:r>
+        <w:rPr>
+          <w:b/>
+          <w:bCs/>
+          <w:sz w:val="32"/>
+          <w:szCs w:val="32"/>
+          <w:u w:val="single"/>
+        </w:rPr>
+        <w:t xml:space="preserve"> </w:t>
+      </w:r>
+      <w:r>
+        <w:rPr>
+          <w:b/>
+          <w:bCs/>
+          <w:sz w:val="32"/>
+          <w:szCs w:val="32"/>
+          <w:u w:val="single"/>
+        </w:rPr>
+        <w:t>Oct</w:t>
+      </w:r>
+      <w:r>
+        <w:rPr>
+          <w:b/>
+          <w:bCs/>
+          <w:sz w:val="32"/>
+          <w:szCs w:val="32"/>
+          <w:u w:val="single"/>
+        </w:rPr>
+        <w:t xml:space="preserve"> 2026</w:t>
       </w:r>
     </w:p>
     <w:p>
@@ -1927,28 +1966,18 @@
                 <w:b/>
                 <w:sz w:val="28"/>
                 <w:szCs w:val="32"/>
-                <w:lang w:val="it-IT"/>
-              </w:rPr>
-            </w:pPr>
-            <w:r>
-              <w:rPr>
-                <w:rFonts w:cs="Arial"/>
-                <w:b/>
-                <w:sz w:val="28"/>
-                <w:szCs w:val="32"/>
-                <w:lang w:val="it-IT"/>
-              </w:rPr>
-              <w:t>Krama Vaakyam No.–</w:t>
-            </w:r>
-            <w:r>
-              <w:rPr>
-                <w:rFonts w:cs="Arial"/>
-                <w:b/>
-                <w:sz w:val="28"/>
-                <w:szCs w:val="32"/>
-                <w:lang w:val="it-IT"/>
-              </w:rPr>
-              <w:t>7</w:t>
+                <w:lang w:val="en-IN"/>
+              </w:rPr>
+            </w:pPr>
+            <w:r>
+              <w:rPr>
+                <w:rFonts w:cs="Arial"/>
+                <w:b/>
+                <w:sz w:val="28"/>
+                <w:szCs w:val="32"/>
+                <w:lang w:val="en-IN"/>
+              </w:rPr>
+              <w:t>Krama Vaakyam No.–7</w:t>
             </w:r>
           </w:p>
           <w:p>
@@ -2436,28 +2465,18 @@
                 <w:b/>
                 <w:sz w:val="28"/>
                 <w:szCs w:val="32"/>
-                <w:lang w:val="it-IT"/>
-              </w:rPr>
-            </w:pPr>
-            <w:r>
-              <w:rPr>
-                <w:rFonts w:cs="Arial"/>
-                <w:b/>
-                <w:sz w:val="28"/>
-                <w:szCs w:val="32"/>
-                <w:lang w:val="it-IT"/>
-              </w:rPr>
-              <w:t>Krama Vaakyam No.–</w:t>
-            </w:r>
-            <w:r>
-              <w:rPr>
-                <w:rFonts w:cs="Arial"/>
-                <w:b/>
-                <w:sz w:val="28"/>
-                <w:szCs w:val="32"/>
-                <w:lang w:val="it-IT"/>
-              </w:rPr>
-              <w:t>34</w:t>
+                <w:lang w:val="en-IN"/>
+              </w:rPr>
+            </w:pPr>
+            <w:r>
+              <w:rPr>
+                <w:rFonts w:cs="Arial"/>
+                <w:b/>
+                <w:sz w:val="28"/>
+                <w:szCs w:val="32"/>
+                <w:lang w:val="en-IN"/>
+              </w:rPr>
+              <w:t>Krama Vaakyam No.–34</w:t>
             </w:r>
           </w:p>
           <w:p>
@@ -2503,17 +2522,7 @@
                 <w:szCs w:val="32"/>
                 <w:lang w:val="it-IT"/>
               </w:rPr>
-              <w:t>4</w:t>
-            </w:r>
-            <w:r>
-              <w:rPr>
-                <w:rFonts w:cs="Arial"/>
-                <w:b/>
-                <w:sz w:val="28"/>
-                <w:szCs w:val="32"/>
-                <w:lang w:val="it-IT"/>
-              </w:rPr>
-              <w:t>2</w:t>
+              <w:t>42</w:t>
             </w:r>
           </w:p>
         </w:tc>
@@ -11165,7 +11174,16 @@
           <w:bCs/>
           <w:sz w:val="32"/>
         </w:rPr>
-        <w:t>replaced with</w:t>
+        <w:t xml:space="preserve">replaced </w:t>
+      </w:r>
+      <w:proofErr w:type="gramStart"/>
+      <w:r>
+        <w:rPr>
+          <w:b/>
+          <w:bCs/>
+          <w:sz w:val="32"/>
+        </w:rPr>
+        <w:t>with</w:t>
       </w:r>
       <w:r>
         <w:rPr>
@@ -11187,6 +11205,7 @@
         </w:rPr>
         <w:t>"</w:t>
       </w:r>
+      <w:proofErr w:type="gramEnd"/>
       <w:r>
         <w:rPr>
           <w:rFonts w:ascii="BRH Malayalam" w:hAnsi="BRH Malayalam" w:cs="BRH Malayalam"/>
@@ -11198,6 +11217,7 @@
         </w:rPr>
         <w:t>q§T</w:t>
       </w:r>
+      <w:proofErr w:type="gramStart"/>
       <w:r>
         <w:rPr>
           <w:rFonts w:ascii="BRH Malayalam" w:hAnsi="BRH Malayalam" w:cs="BRH Malayalam"/>
@@ -11214,7 +11234,16 @@
           <w:bCs/>
           <w:sz w:val="32"/>
         </w:rPr>
-        <w:t>wherever applicable</w:t>
+        <w:t>wherever</w:t>
+      </w:r>
+      <w:proofErr w:type="gramEnd"/>
+      <w:r>
+        <w:rPr>
+          <w:b/>
+          <w:bCs/>
+          <w:sz w:val="32"/>
+        </w:rPr>
+        <w:t xml:space="preserve"> applicable</w:t>
       </w:r>
     </w:p>
     <w:p>
@@ -11237,28 +11266,6 @@
           <w:u w:val="single"/>
         </w:rPr>
         <w:lastRenderedPageBreak/>
-        <w:t>===========</w:t>
-      </w:r>
-    </w:p>
-    <w:p>
-      <w:pPr>
-        <w:jc w:val="center"/>
-        <w:rPr>
-          <w:b/>
-          <w:bCs/>
-          <w:sz w:val="32"/>
-          <w:szCs w:val="32"/>
-          <w:u w:val="single"/>
-        </w:rPr>
-      </w:pPr>
-      <w:r>
-        <w:rPr>
-          <w:b/>
-          <w:bCs/>
-          <w:sz w:val="32"/>
-          <w:szCs w:val="32"/>
-          <w:u w:val="single"/>
-        </w:rPr>
         <w:t xml:space="preserve">TS </w:t>
       </w:r>
       <w:r>
